--- a/skills/dw-criminal-defense/assets/CASE PROFILE.docx
+++ b/skills/dw-criminal-defense/assets/CASE PROFILE.docx
@@ -85,6 +85,165 @@
           <w:color w:val="C62828"/>
           <w:sz w:val="24"/>
         </w:rPr>
+        <w:t xml:space="preserve">Case Classification</w:t>
+      </w:r>
+    </w:p>
+    <w:tbl>
+      <w:tblPr>
+        <w:tblW w:type="auto" w:w="0"/>
+        <w:tblLayout w:type="fixed"/>
+        <w:tblLook w:firstColumn="1" w:firstRow="1" w:lastColumn="0" w:lastRow="0" w:noHBand="0" w:noVBand="1" w:val="04A0"/>
+      </w:tblPr>
+      <w:tblGrid>
+        <w:gridCol w:w="2340"/>
+        <w:gridCol w:w="2340"/>
+        <w:gridCol w:w="2340"/>
+        <w:gridCol w:w="2340"/>
+      </w:tblGrid>
+      <w:tr>
+        <w:tc>
+          <w:tcPr>
+            <w:tcW w:type="dxa" w:w="2340"/>
+            <w:shd w:fill="F5F5F5"/>
+          </w:tcPr>
+          <w:p>
+            <w:pPr>
+              <w:jc w:val="center"/>
+            </w:pPr>
+            <w:r>
+              <w:rPr>
+                <w:rFonts w:ascii="Calibri" w:hAnsi="Calibri"/>
+                <w:b/>
+                <w:sz w:val="22"/>
+              </w:rPr>
+              <w:t xml:space="preserve">☐ MISDEMEANOR</w:t>
+            </w:r>
+          </w:p>
+        </w:tc>
+        <w:tc>
+          <w:tcPr>
+            <w:tcW w:type="dxa" w:w="2340"/>
+            <w:shd w:fill="F5F5F5"/>
+          </w:tcPr>
+          <w:p>
+            <w:pPr>
+              <w:jc w:val="center"/>
+            </w:pPr>
+            <w:r>
+              <w:rPr>
+                <w:rFonts w:ascii="Calibri" w:hAnsi="Calibri"/>
+                <w:b/>
+                <w:sz w:val="22"/>
+              </w:rPr>
+              <w:t xml:space="preserve">☐ FELONY</w:t>
+            </w:r>
+          </w:p>
+        </w:tc>
+        <w:tc>
+          <w:tcPr>
+            <w:tcW w:type="dxa" w:w="2340"/>
+            <w:shd w:fill="F5F5F5"/>
+          </w:tcPr>
+          <w:p>
+            <w:pPr>
+              <w:jc w:val="center"/>
+            </w:pPr>
+            <w:r>
+              <w:rPr>
+                <w:rFonts w:ascii="Calibri" w:hAnsi="Calibri"/>
+                <w:b/>
+                <w:sz w:val="22"/>
+              </w:rPr>
+              <w:t xml:space="preserve">☐ STATE</w:t>
+            </w:r>
+          </w:p>
+        </w:tc>
+        <w:tc>
+          <w:tcPr>
+            <w:tcW w:type="dxa" w:w="2340"/>
+            <w:shd w:fill="F5F5F5"/>
+          </w:tcPr>
+          <w:p>
+            <w:pPr>
+              <w:jc w:val="center"/>
+            </w:pPr>
+            <w:r>
+              <w:rPr>
+                <w:rFonts w:ascii="Calibri" w:hAnsi="Calibri"/>
+                <w:b/>
+                <w:sz w:val="22"/>
+              </w:rPr>
+              <w:t xml:space="preserve">☐ FEDERAL</w:t>
+            </w:r>
+          </w:p>
+        </w:tc>
+      </w:tr>
+    </w:tbl>
+    <w:p>
+      <w:pPr>
+        <w:spacing w:after="120" w:before="240"/>
+      </w:pPr>
+      <w:r>
+        <w:rPr>
+          <w:rFonts w:ascii="Calibri" w:hAnsi="Calibri"/>
+          <w:b/>
+          <w:color w:val="C62828"/>
+          <w:sz w:val="24"/>
+        </w:rPr>
+        <w:t xml:space="preserve">Next Court Date</w:t>
+      </w:r>
+    </w:p>
+    <w:tbl>
+      <w:tblPr>
+        <w:tblW w:type="auto" w:w="0"/>
+        <w:tblLayout w:type="fixed"/>
+        <w:tblLook w:firstColumn="1" w:firstRow="1" w:lastColumn="0" w:lastRow="0" w:noHBand="0" w:noVBand="1" w:val="04A0"/>
+      </w:tblPr>
+      <w:tblGrid>
+        <w:gridCol w:w="4680"/>
+        <w:gridCol w:w="4680"/>
+      </w:tblGrid>
+      <w:tr>
+        <w:tc>
+          <w:tcPr>
+            <w:tcW w:type="dxa" w:w="4680"/>
+            <w:shd w:fill="FFEB3B"/>
+          </w:tcPr>
+          <w:p>
+            <w:pPr>
+              <w:jc w:val="right"/>
+            </w:pPr>
+            <w:r>
+              <w:rPr>
+                <w:rFonts w:ascii="Calibri" w:hAnsi="Calibri"/>
+                <w:b/>
+                <w:color w:val="C62828"/>
+                <w:sz w:val="22"/>
+              </w:rPr>
+              <w:t xml:space="preserve">NEXT COURT DATE</w:t>
+            </w:r>
+          </w:p>
+        </w:tc>
+        <w:tc>
+          <w:tcPr>
+            <w:tcW w:type="dxa" w:w="4680"/>
+            <w:shd w:fill="FFCDD2"/>
+          </w:tcPr>
+          <w:p/>
+        </w:tc>
+      </w:tr>
+    </w:tbl>
+    <w:p>
+      <w:pPr>
+        <w:spacing w:after="120" w:before="240"/>
+      </w:pPr>
+      <w:r>
+        <w:rPr>
+          <w:rFonts w:ascii="Calibri" w:hAnsi="Calibri"/>
+          <w:b/>
+          <w:color w:val="C62828"/>
+          <w:sz w:val="24"/>
+        </w:rPr>
         <w:t>Defendant</w:t>
       </w:r>
     </w:p>
@@ -612,6 +771,62 @@
                 <w:b/>
                 <w:sz w:val="22"/>
               </w:rPr>
+              <w:t xml:space="preserve">Docket # (Companion / Related)</w:t>
+            </w:r>
+          </w:p>
+        </w:tc>
+        <w:tc>
+          <w:tcPr>
+            <w:tcW w:type="dxa" w:w="5803"/>
+            <w:shd w:fill="FFFFFF"/>
+          </w:tcPr>
+          <w:p/>
+        </w:tc>
+      </w:tr>
+      <w:tr>
+        <w:tc>
+          <w:tcPr>
+            <w:tcW w:type="dxa" w:w="3557"/>
+            <w:shd w:fill="F5F5F5"/>
+          </w:tcPr>
+          <w:p>
+            <w:pPr>
+              <w:jc w:val="right"/>
+            </w:pPr>
+            <w:r>
+              <w:rPr>
+                <w:rFonts w:ascii="Calibri" w:hAnsi="Calibri"/>
+                <w:b/>
+                <w:sz w:val="22"/>
+              </w:rPr>
+              <w:t xml:space="preserve">Bill / Indictment Date</w:t>
+            </w:r>
+          </w:p>
+        </w:tc>
+        <w:tc>
+          <w:tcPr>
+            <w:tcW w:type="dxa" w:w="5803"/>
+            <w:shd w:fill="FFFFFF"/>
+          </w:tcPr>
+          <w:p/>
+        </w:tc>
+      </w:tr>
+      <w:tr>
+        <w:tc>
+          <w:tcPr>
+            <w:tcW w:type="dxa" w:w="3557"/>
+            <w:shd w:fill="F5F5F5"/>
+          </w:tcPr>
+          <w:p>
+            <w:pPr>
+              <w:jc w:val="right"/>
+            </w:pPr>
+            <w:r>
+              <w:rPr>
+                <w:rFonts w:ascii="Calibri" w:hAnsi="Calibri"/>
+                <w:b/>
+                <w:sz w:val="22"/>
+              </w:rPr>
               <w:t>Court</w:t>
             </w:r>
           </w:p>
@@ -1916,7 +2131,409 @@
                 <w:color w:val="FFFFFF"/>
                 <w:sz w:val="26"/>
               </w:rPr>
-              <w:t>Section 2 — Charges &amp; Exposure</w:t>
+              <w:t>Section 2 — Probation/Parole Status</w:t>
+            </w:r>
+          </w:p>
+        </w:tc>
+      </w:tr>
+    </w:tbl>
+    <w:p>
+      <w:pPr>
+        <w:spacing w:after="120" w:before="120"/>
+      </w:pPr>
+      <w:r>
+        <w:rPr>
+          <w:rFonts w:ascii="Calibri" w:hAnsi="Calibri"/>
+          <w:i/>
+          <w:color w:val="C62828"/>
+          <w:sz w:val="20"/>
+        </w:rPr>
+        <w:t xml:space="preserve">Populate if the client is currently on probation, parole, or any form of court supervision. A probation/parole hold can override bond reduction and is often the gating issue for pretrial release. Source: client interview, NCIC/RAP sheet, prior PSI, parole certificate, or P/P officer contact. Flag any active detainer in red and route to dw-bond-and-release-motion.</w:t>
+      </w:r>
+    </w:p>
+    <w:tbl>
+      <w:tblPr>
+        <w:tblW w:type="auto" w:w="0"/>
+        <w:tblLayout w:type="fixed"/>
+        <w:tblLook w:firstColumn="1" w:firstRow="1" w:lastColumn="0" w:lastRow="0" w:noHBand="0" w:noVBand="1" w:val="04A0"/>
+      </w:tblPr>
+      <w:tblGrid>
+        <w:gridCol w:w="4680"/>
+        <w:gridCol w:w="4680"/>
+      </w:tblGrid>
+      <w:tr>
+        <w:tc>
+          <w:tcPr>
+            <w:tcW w:type="dxa" w:w="3557"/>
+            <w:shd w:fill="F5F5F5"/>
+          </w:tcPr>
+          <w:p>
+            <w:pPr>
+              <w:jc w:val="right"/>
+            </w:pPr>
+            <w:r>
+              <w:rPr>
+                <w:rFonts w:ascii="Calibri" w:hAnsi="Calibri"/>
+                <w:b/>
+                <w:sz w:val="22"/>
+              </w:rPr>
+              <w:t xml:space="preserve">On Probation or Parole? (Y/N)</w:t>
+            </w:r>
+          </w:p>
+        </w:tc>
+        <w:tc>
+          <w:tcPr>
+            <w:tcW w:type="dxa" w:w="5803"/>
+            <w:shd w:fill="FFFFFF"/>
+          </w:tcPr>
+          <w:p/>
+        </w:tc>
+      </w:tr>
+      <w:tr>
+        <w:tc>
+          <w:tcPr>
+            <w:tcW w:type="dxa" w:w="3557"/>
+            <w:shd w:fill="F5F5F5"/>
+          </w:tcPr>
+          <w:p>
+            <w:pPr>
+              <w:jc w:val="right"/>
+            </w:pPr>
+            <w:r>
+              <w:rPr>
+                <w:rFonts w:ascii="Calibri" w:hAnsi="Calibri"/>
+                <w:b/>
+                <w:sz w:val="22"/>
+              </w:rPr>
+              <w:t xml:space="preserve">Type (Probation / Parole / Drug Court / Diversion / Other)</w:t>
+            </w:r>
+          </w:p>
+        </w:tc>
+        <w:tc>
+          <w:tcPr>
+            <w:tcW w:type="dxa" w:w="5803"/>
+            <w:shd w:fill="FFFFFF"/>
+          </w:tcPr>
+          <w:p/>
+        </w:tc>
+      </w:tr>
+      <w:tr>
+        <w:tc>
+          <w:tcPr>
+            <w:tcW w:type="dxa" w:w="3557"/>
+            <w:shd w:fill="F5F5F5"/>
+          </w:tcPr>
+          <w:p>
+            <w:pPr>
+              <w:jc w:val="right"/>
+            </w:pPr>
+            <w:r>
+              <w:rPr>
+                <w:rFonts w:ascii="Calibri" w:hAnsi="Calibri"/>
+                <w:b/>
+                <w:sz w:val="22"/>
+              </w:rPr>
+              <w:t xml:space="preserve">Parole / Probation Officer</w:t>
+            </w:r>
+          </w:p>
+        </w:tc>
+        <w:tc>
+          <w:tcPr>
+            <w:tcW w:type="dxa" w:w="5803"/>
+            <w:shd w:fill="FFFFFF"/>
+          </w:tcPr>
+          <w:p/>
+        </w:tc>
+      </w:tr>
+      <w:tr>
+        <w:tc>
+          <w:tcPr>
+            <w:tcW w:type="dxa" w:w="3557"/>
+            <w:shd w:fill="F5F5F5"/>
+          </w:tcPr>
+          <w:p>
+            <w:pPr>
+              <w:jc w:val="right"/>
+            </w:pPr>
+            <w:r>
+              <w:rPr>
+                <w:rFonts w:ascii="Calibri" w:hAnsi="Calibri"/>
+                <w:b/>
+                <w:sz w:val="22"/>
+              </w:rPr>
+              <w:t xml:space="preserve">Officer Phone / Email</w:t>
+            </w:r>
+          </w:p>
+        </w:tc>
+        <w:tc>
+          <w:tcPr>
+            <w:tcW w:type="dxa" w:w="5803"/>
+            <w:shd w:fill="FFFFFF"/>
+          </w:tcPr>
+          <w:p/>
+        </w:tc>
+      </w:tr>
+      <w:tr>
+        <w:tc>
+          <w:tcPr>
+            <w:tcW w:type="dxa" w:w="3557"/>
+            <w:shd w:fill="F5F5F5"/>
+          </w:tcPr>
+          <w:p>
+            <w:pPr>
+              <w:jc w:val="right"/>
+            </w:pPr>
+            <w:r>
+              <w:rPr>
+                <w:rFonts w:ascii="Calibri" w:hAnsi="Calibri"/>
+                <w:b/>
+                <w:sz w:val="22"/>
+              </w:rPr>
+              <w:t xml:space="preserve">Supervising Court / Parish</w:t>
+            </w:r>
+          </w:p>
+        </w:tc>
+        <w:tc>
+          <w:tcPr>
+            <w:tcW w:type="dxa" w:w="5803"/>
+            <w:shd w:fill="FFFFFF"/>
+          </w:tcPr>
+          <w:p/>
+        </w:tc>
+      </w:tr>
+      <w:tr>
+        <w:tc>
+          <w:tcPr>
+            <w:tcW w:type="dxa" w:w="3557"/>
+            <w:shd w:fill="F5F5F5"/>
+          </w:tcPr>
+          <w:p>
+            <w:pPr>
+              <w:jc w:val="right"/>
+            </w:pPr>
+            <w:r>
+              <w:rPr>
+                <w:rFonts w:ascii="Calibri" w:hAnsi="Calibri"/>
+                <w:b/>
+                <w:sz w:val="22"/>
+              </w:rPr>
+              <w:t xml:space="preserve">Underlying Conviction / Docket #</w:t>
+            </w:r>
+          </w:p>
+        </w:tc>
+        <w:tc>
+          <w:tcPr>
+            <w:tcW w:type="dxa" w:w="5803"/>
+            <w:shd w:fill="FFFFFF"/>
+          </w:tcPr>
+          <w:p/>
+        </w:tc>
+      </w:tr>
+      <w:tr>
+        <w:tc>
+          <w:tcPr>
+            <w:tcW w:type="dxa" w:w="3557"/>
+            <w:shd w:fill="F5F5F5"/>
+          </w:tcPr>
+          <w:p>
+            <w:pPr>
+              <w:jc w:val="right"/>
+            </w:pPr>
+            <w:r>
+              <w:rPr>
+                <w:rFonts w:ascii="Calibri" w:hAnsi="Calibri"/>
+                <w:b/>
+                <w:sz w:val="22"/>
+              </w:rPr>
+              <w:t xml:space="preserve">Supervision Start Date</w:t>
+            </w:r>
+          </w:p>
+        </w:tc>
+        <w:tc>
+          <w:tcPr>
+            <w:tcW w:type="dxa" w:w="5803"/>
+            <w:shd w:fill="FFFFFF"/>
+          </w:tcPr>
+          <w:p/>
+        </w:tc>
+      </w:tr>
+      <w:tr>
+        <w:tc>
+          <w:tcPr>
+            <w:tcW w:type="dxa" w:w="3557"/>
+            <w:shd w:fill="F5F5F5"/>
+          </w:tcPr>
+          <w:p>
+            <w:pPr>
+              <w:jc w:val="right"/>
+            </w:pPr>
+            <w:r>
+              <w:rPr>
+                <w:rFonts w:ascii="Calibri" w:hAnsi="Calibri"/>
+                <w:b/>
+                <w:sz w:val="22"/>
+              </w:rPr>
+              <w:t xml:space="preserve">Supervision Expiration Date</w:t>
+            </w:r>
+          </w:p>
+        </w:tc>
+        <w:tc>
+          <w:tcPr>
+            <w:tcW w:type="dxa" w:w="5803"/>
+            <w:shd w:fill="FFFFFF"/>
+          </w:tcPr>
+          <w:p/>
+        </w:tc>
+      </w:tr>
+      <w:tr>
+        <w:tc>
+          <w:tcPr>
+            <w:tcW w:type="dxa" w:w="3557"/>
+            <w:shd w:fill="F5F5F5"/>
+          </w:tcPr>
+          <w:p>
+            <w:pPr>
+              <w:jc w:val="right"/>
+            </w:pPr>
+            <w:r>
+              <w:rPr>
+                <w:rFonts w:ascii="Calibri" w:hAnsi="Calibri"/>
+                <w:b/>
+                <w:sz w:val="22"/>
+              </w:rPr>
+              <w:t xml:space="preserve">Sentence Eligibility / Time Remaining</w:t>
+            </w:r>
+          </w:p>
+        </w:tc>
+        <w:tc>
+          <w:tcPr>
+            <w:tcW w:type="dxa" w:w="5803"/>
+            <w:shd w:fill="FFFFFF"/>
+          </w:tcPr>
+          <w:p/>
+        </w:tc>
+      </w:tr>
+      <w:tr>
+        <w:tc>
+          <w:tcPr>
+            <w:tcW w:type="dxa" w:w="3557"/>
+            <w:shd w:fill="F5F5F5"/>
+          </w:tcPr>
+          <w:p>
+            <w:pPr>
+              <w:jc w:val="right"/>
+            </w:pPr>
+            <w:r>
+              <w:rPr>
+                <w:rFonts w:ascii="Calibri" w:hAnsi="Calibri"/>
+                <w:b/>
+                <w:sz w:val="22"/>
+              </w:rPr>
+              <w:t xml:space="preserve">Detainer / Hold Active? (Y/N — flag in red if Y)</w:t>
+            </w:r>
+          </w:p>
+        </w:tc>
+        <w:tc>
+          <w:tcPr>
+            <w:tcW w:type="dxa" w:w="5803"/>
+            <w:shd w:fill="FFFFFF"/>
+          </w:tcPr>
+          <w:p/>
+        </w:tc>
+      </w:tr>
+      <w:tr>
+        <w:tc>
+          <w:tcPr>
+            <w:tcW w:type="dxa" w:w="3557"/>
+            <w:shd w:fill="F5F5F5"/>
+          </w:tcPr>
+          <w:p>
+            <w:pPr>
+              <w:jc w:val="right"/>
+            </w:pPr>
+            <w:r>
+              <w:rPr>
+                <w:rFonts w:ascii="Calibri" w:hAnsi="Calibri"/>
+                <w:b/>
+                <w:sz w:val="22"/>
+              </w:rPr>
+              <w:t xml:space="preserve">Special Conditions (drug testing, GPS, no-contact, curfew)</w:t>
+            </w:r>
+          </w:p>
+        </w:tc>
+        <w:tc>
+          <w:tcPr>
+            <w:tcW w:type="dxa" w:w="5803"/>
+            <w:shd w:fill="FFFFFF"/>
+          </w:tcPr>
+          <w:p/>
+        </w:tc>
+      </w:tr>
+      <w:tr>
+        <w:tc>
+          <w:tcPr>
+            <w:tcW w:type="dxa" w:w="3557"/>
+            <w:shd w:fill="F5F5F5"/>
+          </w:tcPr>
+          <w:p>
+            <w:pPr>
+              <w:jc w:val="right"/>
+            </w:pPr>
+            <w:r>
+              <w:rPr>
+                <w:rFonts w:ascii="Calibri" w:hAnsi="Calibri"/>
+                <w:b/>
+                <w:sz w:val="22"/>
+              </w:rPr>
+              <w:t xml:space="preserve">Notes / Revocation Exposure</w:t>
+            </w:r>
+          </w:p>
+        </w:tc>
+        <w:tc>
+          <w:tcPr>
+            <w:tcW w:type="dxa" w:w="5803"/>
+            <w:shd w:fill="FFFFFF"/>
+          </w:tcPr>
+          <w:p>
+            <w:r>
+              <w:rPr>
+                <w:rFonts w:ascii="Calibri" w:hAnsi="Calibri"/>
+                <w:b/>
+                <w:color w:val="C62828"/>
+                <w:sz w:val="22"/>
+              </w:rPr>
+              <w:t>[ATTORNEY]</w:t>
+            </w:r>
+          </w:p>
+        </w:tc>
+      </w:tr>
+    </w:tbl>
+    <w:tbl>
+      <w:tblPr>
+        <w:tblW w:type="auto" w:w="0"/>
+        <w:tblLayout w:type="fixed"/>
+        <w:tblLook w:firstColumn="1" w:firstRow="1" w:lastColumn="0" w:lastRow="0" w:noHBand="0" w:noVBand="1" w:val="04A0"/>
+      </w:tblPr>
+      <w:tblGrid>
+        <w:gridCol w:w="9360"/>
+      </w:tblGrid>
+      <w:tr>
+        <w:tc>
+          <w:tcPr>
+            <w:tcW w:type="dxa" w:w="9360"/>
+            <w:shd w:fill="1976D2"/>
+          </w:tcPr>
+          <w:p>
+            <w:pPr>
+              <w:jc w:val="center"/>
+            </w:pPr>
+            <w:r>
+              <w:rPr>
+                <w:b/>
+                <w:color w:val="FFFFFF"/>
+                <w:sz w:val="26"/>
+              </w:rPr>
+              <w:t>Section 3 — Charges &amp; Exposure</w:t>
             </w:r>
           </w:p>
         </w:tc>
@@ -2584,7 +3201,7 @@
         <w:tc>
           <w:tcPr>
             <w:tcW w:type="dxa" w:w="9360"/>
-            <w:shd w:fill="1976D2"/>
+            <w:shd w:fill="C62828"/>
           </w:tcPr>
           <w:p>
             <w:pPr>
@@ -2596,7 +3213,1121 @@
                 <w:color w:val="FFFFFF"/>
                 <w:sz w:val="26"/>
               </w:rPr>
-              <w:t>Section 3 — Arraignment &amp; Bail</w:t>
+              <w:t>Section 4 — Arraignment &amp; Bail History</w:t>
+            </w:r>
+          </w:p>
+        </w:tc>
+      </w:tr>
+    </w:tbl>
+    <w:p>
+      <w:pPr>
+        <w:spacing w:after="120" w:before="240"/>
+      </w:pPr>
+      <w:r>
+        <w:rPr>
+          <w:rFonts w:ascii="Calibri" w:hAnsi="Calibri"/>
+          <w:b/>
+          <w:color w:val="C62828"/>
+          <w:sz w:val="24"/>
+        </w:rPr>
+        <w:t xml:space="preserve">Arraignment History (one row per arraignment or re-arraignment)</w:t>
+      </w:r>
+    </w:p>
+    <w:tbl>
+      <w:tblPr>
+        <w:tblW w:type="auto" w:w="0"/>
+        <w:tblLayout w:type="fixed"/>
+        <w:tblLook w:firstColumn="1" w:firstRow="1" w:lastColumn="0" w:lastRow="0" w:noHBand="0" w:noVBand="1" w:val="04A0"/>
+      </w:tblPr>
+      <w:tblGrid>
+        <w:gridCol w:w="1200"/>
+        <w:gridCol w:w="1900"/>
+        <w:gridCol w:w="1500"/>
+        <w:gridCol w:w="1500"/>
+        <w:gridCol w:w="1500"/>
+        <w:gridCol w:w="1760"/>
+      </w:tblGrid>
+      <w:tr>
+        <w:tc>
+          <w:tcPr>
+            <w:tcW w:type="dxa" w:w="1200"/>
+            <w:shd w:fill="607D8B"/>
+          </w:tcPr>
+          <w:p>
+            <w:pPr>
+              <w:jc w:val="center"/>
+            </w:pPr>
+            <w:r>
+              <w:rPr>
+                <w:rFonts w:ascii="Calibri" w:hAnsi="Calibri"/>
+                <w:b/>
+                <w:color w:val="FFFFFF"/>
+                <w:sz w:val="22"/>
+              </w:rPr>
+              <w:t xml:space="preserve">Date</w:t>
+            </w:r>
+          </w:p>
+        </w:tc>
+        <w:tc>
+          <w:tcPr>
+            <w:tcW w:type="dxa" w:w="1900"/>
+            <w:shd w:fill="607D8B"/>
+          </w:tcPr>
+          <w:p>
+            <w:pPr>
+              <w:jc w:val="center"/>
+            </w:pPr>
+            <w:r>
+              <w:rPr>
+                <w:rFonts w:ascii="Calibri" w:hAnsi="Calibri"/>
+                <w:b/>
+                <w:color w:val="FFFFFF"/>
+                <w:sz w:val="22"/>
+              </w:rPr>
+              <w:t xml:space="preserve">Charges Read</w:t>
+            </w:r>
+          </w:p>
+        </w:tc>
+        <w:tc>
+          <w:tcPr>
+            <w:tcW w:type="dxa" w:w="1500"/>
+            <w:shd w:fill="607D8B"/>
+          </w:tcPr>
+          <w:p>
+            <w:pPr>
+              <w:jc w:val="center"/>
+            </w:pPr>
+            <w:r>
+              <w:rPr>
+                <w:rFonts w:ascii="Calibri" w:hAnsi="Calibri"/>
+                <w:b/>
+                <w:color w:val="FFFFFF"/>
+                <w:sz w:val="22"/>
+              </w:rPr>
+              <w:t xml:space="preserve">Prosecutor</w:t>
+            </w:r>
+          </w:p>
+        </w:tc>
+        <w:tc>
+          <w:tcPr>
+            <w:tcW w:type="dxa" w:w="1500"/>
+            <w:shd w:fill="607D8B"/>
+          </w:tcPr>
+          <w:p>
+            <w:pPr>
+              <w:jc w:val="center"/>
+            </w:pPr>
+            <w:r>
+              <w:rPr>
+                <w:rFonts w:ascii="Calibri" w:hAnsi="Calibri"/>
+                <w:b/>
+                <w:color w:val="FFFFFF"/>
+                <w:sz w:val="22"/>
+              </w:rPr>
+              <w:t xml:space="preserve">Judge</w:t>
+            </w:r>
+          </w:p>
+        </w:tc>
+        <w:tc>
+          <w:tcPr>
+            <w:tcW w:type="dxa" w:w="1500"/>
+            <w:shd w:fill="607D8B"/>
+          </w:tcPr>
+          <w:p>
+            <w:pPr>
+              <w:jc w:val="center"/>
+            </w:pPr>
+            <w:r>
+              <w:rPr>
+                <w:rFonts w:ascii="Calibri" w:hAnsi="Calibri"/>
+                <w:b/>
+                <w:color w:val="FFFFFF"/>
+                <w:sz w:val="22"/>
+              </w:rPr>
+              <w:t xml:space="preserve">Plea Entered</w:t>
+            </w:r>
+          </w:p>
+        </w:tc>
+        <w:tc>
+          <w:tcPr>
+            <w:tcW w:type="dxa" w:w="1760"/>
+            <w:shd w:fill="607D8B"/>
+          </w:tcPr>
+          <w:p>
+            <w:pPr>
+              <w:jc w:val="center"/>
+            </w:pPr>
+            <w:r>
+              <w:rPr>
+                <w:rFonts w:ascii="Calibri" w:hAnsi="Calibri"/>
+                <w:b/>
+                <w:color w:val="FFFFFF"/>
+                <w:sz w:val="22"/>
+              </w:rPr>
+              <w:t xml:space="preserve">Notes</w:t>
+            </w:r>
+          </w:p>
+        </w:tc>
+      </w:tr>
+      <w:tr>
+        <w:tc>
+          <w:tcPr>
+            <w:tcW w:type="dxa" w:w="1200"/>
+            <w:shd w:fill="FFFFFF"/>
+          </w:tcPr>
+          <w:p/>
+        </w:tc>
+        <w:tc>
+          <w:tcPr>
+            <w:tcW w:type="dxa" w:w="1900"/>
+            <w:shd w:fill="FFFFFF"/>
+          </w:tcPr>
+          <w:p/>
+        </w:tc>
+        <w:tc>
+          <w:tcPr>
+            <w:tcW w:type="dxa" w:w="1500"/>
+            <w:shd w:fill="FFFFFF"/>
+          </w:tcPr>
+          <w:p/>
+        </w:tc>
+        <w:tc>
+          <w:tcPr>
+            <w:tcW w:type="dxa" w:w="1500"/>
+            <w:shd w:fill="FFFFFF"/>
+          </w:tcPr>
+          <w:p/>
+        </w:tc>
+        <w:tc>
+          <w:tcPr>
+            <w:tcW w:type="dxa" w:w="1500"/>
+            <w:shd w:fill="FFFFFF"/>
+          </w:tcPr>
+          <w:p/>
+        </w:tc>
+        <w:tc>
+          <w:tcPr>
+            <w:tcW w:type="dxa" w:w="1760"/>
+            <w:shd w:fill="FFFFFF"/>
+          </w:tcPr>
+          <w:p/>
+        </w:tc>
+      </w:tr>
+      <w:tr>
+        <w:tc>
+          <w:tcPr>
+            <w:tcW w:type="dxa" w:w="1200"/>
+            <w:shd w:fill="FFFFFF"/>
+          </w:tcPr>
+          <w:p/>
+        </w:tc>
+        <w:tc>
+          <w:tcPr>
+            <w:tcW w:type="dxa" w:w="1900"/>
+            <w:shd w:fill="FFFFFF"/>
+          </w:tcPr>
+          <w:p/>
+        </w:tc>
+        <w:tc>
+          <w:tcPr>
+            <w:tcW w:type="dxa" w:w="1500"/>
+            <w:shd w:fill="FFFFFF"/>
+          </w:tcPr>
+          <w:p/>
+        </w:tc>
+        <w:tc>
+          <w:tcPr>
+            <w:tcW w:type="dxa" w:w="1500"/>
+            <w:shd w:fill="FFFFFF"/>
+          </w:tcPr>
+          <w:p/>
+        </w:tc>
+        <w:tc>
+          <w:tcPr>
+            <w:tcW w:type="dxa" w:w="1500"/>
+            <w:shd w:fill="FFFFFF"/>
+          </w:tcPr>
+          <w:p/>
+        </w:tc>
+        <w:tc>
+          <w:tcPr>
+            <w:tcW w:type="dxa" w:w="1760"/>
+            <w:shd w:fill="FFFFFF"/>
+          </w:tcPr>
+          <w:p/>
+        </w:tc>
+      </w:tr>
+      <w:tr>
+        <w:tc>
+          <w:tcPr>
+            <w:tcW w:type="dxa" w:w="1200"/>
+            <w:shd w:fill="FFFFFF"/>
+          </w:tcPr>
+          <w:p/>
+        </w:tc>
+        <w:tc>
+          <w:tcPr>
+            <w:tcW w:type="dxa" w:w="1900"/>
+            <w:shd w:fill="FFFFFF"/>
+          </w:tcPr>
+          <w:p/>
+        </w:tc>
+        <w:tc>
+          <w:tcPr>
+            <w:tcW w:type="dxa" w:w="1500"/>
+            <w:shd w:fill="FFFFFF"/>
+          </w:tcPr>
+          <w:p/>
+        </w:tc>
+        <w:tc>
+          <w:tcPr>
+            <w:tcW w:type="dxa" w:w="1500"/>
+            <w:shd w:fill="FFFFFF"/>
+          </w:tcPr>
+          <w:p/>
+        </w:tc>
+        <w:tc>
+          <w:tcPr>
+            <w:tcW w:type="dxa" w:w="1500"/>
+            <w:shd w:fill="FFFFFF"/>
+          </w:tcPr>
+          <w:p/>
+        </w:tc>
+        <w:tc>
+          <w:tcPr>
+            <w:tcW w:type="dxa" w:w="1760"/>
+            <w:shd w:fill="FFFFFF"/>
+          </w:tcPr>
+          <w:p/>
+        </w:tc>
+      </w:tr>
+      <w:tr>
+        <w:tc>
+          <w:tcPr>
+            <w:tcW w:type="dxa" w:w="1200"/>
+            <w:shd w:fill="FFFFFF"/>
+          </w:tcPr>
+          <w:p/>
+        </w:tc>
+        <w:tc>
+          <w:tcPr>
+            <w:tcW w:type="dxa" w:w="1900"/>
+            <w:shd w:fill="FFFFFF"/>
+          </w:tcPr>
+          <w:p/>
+        </w:tc>
+        <w:tc>
+          <w:tcPr>
+            <w:tcW w:type="dxa" w:w="1500"/>
+            <w:shd w:fill="FFFFFF"/>
+          </w:tcPr>
+          <w:p/>
+        </w:tc>
+        <w:tc>
+          <w:tcPr>
+            <w:tcW w:type="dxa" w:w="1500"/>
+            <w:shd w:fill="FFFFFF"/>
+          </w:tcPr>
+          <w:p/>
+        </w:tc>
+        <w:tc>
+          <w:tcPr>
+            <w:tcW w:type="dxa" w:w="1500"/>
+            <w:shd w:fill="FFFFFF"/>
+          </w:tcPr>
+          <w:p/>
+        </w:tc>
+        <w:tc>
+          <w:tcPr>
+            <w:tcW w:type="dxa" w:w="1760"/>
+            <w:shd w:fill="FFFFFF"/>
+          </w:tcPr>
+          <w:p/>
+        </w:tc>
+      </w:tr>
+    </w:tbl>
+    <w:p>
+      <w:pPr>
+        <w:spacing w:after="120" w:before="240"/>
+      </w:pPr>
+      <w:r>
+        <w:rPr>
+          <w:rFonts w:ascii="Calibri" w:hAnsi="Calibri"/>
+          <w:b/>
+          <w:color w:val="C62828"/>
+          <w:sz w:val="24"/>
+        </w:rPr>
+        <w:t xml:space="preserve">Bail / Bond</w:t>
+      </w:r>
+    </w:p>
+    <w:tbl>
+      <w:tblPr>
+        <w:tblW w:type="auto" w:w="0"/>
+        <w:tblLayout w:type="fixed"/>
+        <w:tblLook w:firstColumn="1" w:firstRow="1" w:lastColumn="0" w:lastRow="0" w:noHBand="0" w:noVBand="1" w:val="04A0"/>
+      </w:tblPr>
+      <w:tblGrid>
+        <w:gridCol w:w="4680"/>
+        <w:gridCol w:w="4680"/>
+      </w:tblGrid>
+      <w:tr>
+        <w:tc>
+          <w:tcPr>
+            <w:tcW w:type="dxa" w:w="3557"/>
+            <w:shd w:fill="F5F5F5"/>
+          </w:tcPr>
+          <w:p>
+            <w:pPr>
+              <w:jc w:val="right"/>
+            </w:pPr>
+            <w:r>
+              <w:rPr>
+                <w:rFonts w:ascii="Calibri" w:hAnsi="Calibri"/>
+                <w:b/>
+                <w:sz w:val="22"/>
+              </w:rPr>
+              <w:t xml:space="preserve">Bail Status (ROR / REMAND / BAIL SET / EXAM ORDERED)</w:t>
+            </w:r>
+          </w:p>
+        </w:tc>
+        <w:tc>
+          <w:tcPr>
+            <w:tcW w:type="dxa" w:w="5803"/>
+            <w:shd w:fill="FFFFFF"/>
+          </w:tcPr>
+          <w:p/>
+        </w:tc>
+      </w:tr>
+      <w:tr>
+        <w:tc>
+          <w:tcPr>
+            <w:tcW w:type="dxa" w:w="3557"/>
+            <w:shd w:fill="F5F5F5"/>
+          </w:tcPr>
+          <w:p>
+            <w:pPr>
+              <w:jc w:val="right"/>
+            </w:pPr>
+            <w:r>
+              <w:rPr>
+                <w:rFonts w:ascii="Calibri" w:hAnsi="Calibri"/>
+                <w:b/>
+                <w:sz w:val="22"/>
+              </w:rPr>
+              <w:t xml:space="preserve">Bond Amount — Total</w:t>
+            </w:r>
+          </w:p>
+        </w:tc>
+        <w:tc>
+          <w:tcPr>
+            <w:tcW w:type="dxa" w:w="5803"/>
+            <w:shd w:fill="FFFFFF"/>
+          </w:tcPr>
+          <w:p/>
+        </w:tc>
+      </w:tr>
+      <w:tr>
+        <w:tc>
+          <w:tcPr>
+            <w:tcW w:type="dxa" w:w="3557"/>
+            <w:shd w:fill="F5F5F5"/>
+          </w:tcPr>
+          <w:p>
+            <w:pPr>
+              <w:jc w:val="right"/>
+            </w:pPr>
+            <w:r>
+              <w:rPr>
+                <w:rFonts w:ascii="Calibri" w:hAnsi="Calibri"/>
+                <w:b/>
+                <w:sz w:val="22"/>
+              </w:rPr>
+              <w:t xml:space="preserve">Bond Type (Commercial Surety / Cash / Property / Personal Recognizance)</w:t>
+            </w:r>
+          </w:p>
+        </w:tc>
+        <w:tc>
+          <w:tcPr>
+            <w:tcW w:type="dxa" w:w="5803"/>
+            <w:shd w:fill="FFFFFF"/>
+          </w:tcPr>
+          <w:p/>
+        </w:tc>
+      </w:tr>
+      <w:tr>
+        <w:tc>
+          <w:tcPr>
+            <w:tcW w:type="dxa" w:w="3557"/>
+            <w:shd w:fill="F5F5F5"/>
+          </w:tcPr>
+          <w:p>
+            <w:pPr>
+              <w:jc w:val="right"/>
+            </w:pPr>
+            <w:r>
+              <w:rPr>
+                <w:rFonts w:ascii="Calibri" w:hAnsi="Calibri"/>
+                <w:b/>
+                <w:sz w:val="22"/>
+              </w:rPr>
+              <w:t xml:space="preserve">Cash Bond Amount (if posted)</w:t>
+            </w:r>
+          </w:p>
+        </w:tc>
+        <w:tc>
+          <w:tcPr>
+            <w:tcW w:type="dxa" w:w="5803"/>
+            <w:shd w:fill="FFFFFF"/>
+          </w:tcPr>
+          <w:p/>
+        </w:tc>
+      </w:tr>
+      <w:tr>
+        <w:tc>
+          <w:tcPr>
+            <w:tcW w:type="dxa" w:w="3557"/>
+            <w:shd w:fill="F5F5F5"/>
+          </w:tcPr>
+          <w:p>
+            <w:pPr>
+              <w:jc w:val="right"/>
+            </w:pPr>
+            <w:r>
+              <w:rPr>
+                <w:rFonts w:ascii="Calibri" w:hAnsi="Calibri"/>
+                <w:b/>
+                <w:sz w:val="22"/>
+              </w:rPr>
+              <w:t xml:space="preserve">Bail Set / Hearing Date</w:t>
+            </w:r>
+          </w:p>
+        </w:tc>
+        <w:tc>
+          <w:tcPr>
+            <w:tcW w:type="dxa" w:w="5803"/>
+            <w:shd w:fill="FFFFFF"/>
+          </w:tcPr>
+          <w:p/>
+        </w:tc>
+      </w:tr>
+      <w:tr>
+        <w:tc>
+          <w:tcPr>
+            <w:tcW w:type="dxa" w:w="3557"/>
+            <w:shd w:fill="F5F5F5"/>
+          </w:tcPr>
+          <w:p>
+            <w:pPr>
+              <w:jc w:val="right"/>
+            </w:pPr>
+            <w:r>
+              <w:rPr>
+                <w:rFonts w:ascii="Calibri" w:hAnsi="Calibri"/>
+                <w:b/>
+                <w:sz w:val="22"/>
+              </w:rPr>
+              <w:t xml:space="preserve">Conditions of Release (GPS, no-contact, drug testing, curfew, travel restrictions)</w:t>
+            </w:r>
+          </w:p>
+        </w:tc>
+        <w:tc>
+          <w:tcPr>
+            <w:tcW w:type="dxa" w:w="5803"/>
+            <w:shd w:fill="FFFFFF"/>
+          </w:tcPr>
+          <w:p/>
+        </w:tc>
+      </w:tr>
+      <w:tr>
+        <w:tc>
+          <w:tcPr>
+            <w:tcW w:type="dxa" w:w="3557"/>
+            <w:shd w:fill="F5F5F5"/>
+          </w:tcPr>
+          <w:p>
+            <w:pPr>
+              <w:jc w:val="right"/>
+            </w:pPr>
+            <w:r>
+              <w:rPr>
+                <w:rFonts w:ascii="Calibri" w:hAnsi="Calibri"/>
+                <w:b/>
+                <w:sz w:val="22"/>
+              </w:rPr>
+              <w:t xml:space="preserve">Bail Notes (history of bond hearings, modifications, source-of-funds disputes)</w:t>
+            </w:r>
+          </w:p>
+        </w:tc>
+        <w:tc>
+          <w:tcPr>
+            <w:tcW w:type="dxa" w:w="5803"/>
+            <w:shd w:fill="FFFFFF"/>
+          </w:tcPr>
+          <w:p/>
+        </w:tc>
+      </w:tr>
+    </w:tbl>
+    <w:p/>
+    <w:tbl>
+      <w:tblPr>
+        <w:tblW w:type="auto" w:w="0"/>
+        <w:tblLayout w:type="fixed"/>
+        <w:tblLook w:firstColumn="1" w:firstRow="1" w:lastColumn="0" w:lastRow="0" w:noHBand="0" w:noVBand="1" w:val="04A0"/>
+      </w:tblPr>
+      <w:tblGrid>
+        <w:gridCol w:w="9360"/>
+      </w:tblGrid>
+      <w:tr>
+        <w:tc>
+          <w:tcPr>
+            <w:tcW w:type="dxa" w:w="9360"/>
+            <w:shd w:fill="E64A19"/>
+          </w:tcPr>
+          <w:p>
+            <w:pPr>
+              <w:jc w:val="center"/>
+            </w:pPr>
+            <w:r>
+              <w:rPr>
+                <w:b/>
+                <w:color w:val="FFFFFF"/>
+                <w:sz w:val="26"/>
+              </w:rPr>
+              <w:t>Section 5 — Court Appearance Log</w:t>
+            </w:r>
+          </w:p>
+        </w:tc>
+      </w:tr>
+    </w:tbl>
+    <w:p>
+      <w:pPr>
+        <w:spacing w:after="120" w:before="120"/>
+      </w:pPr>
+      <w:r>
+        <w:rPr>
+          <w:rFonts w:ascii="Calibri" w:hAnsi="Calibri"/>
+          <w:i/>
+          <w:color w:val="C62828"/>
+          <w:sz w:val="20"/>
+        </w:rPr>
+        <w:t xml:space="preserve">Backward-looking chronological record of every court appearance after arraignment (status conferences, motion hearings, pre-trial conferences). Distinct from Section 10 Key Dates, which is forward-looking statutory deadlines and procedural milestones. Source: court minute entries, Cowork session bookends, and attorney notes.</w:t>
+      </w:r>
+    </w:p>
+    <w:tbl>
+      <w:tblPr>
+        <w:tblW w:type="auto" w:w="0"/>
+        <w:tblLayout w:type="fixed"/>
+        <w:tblLook w:firstColumn="1" w:firstRow="1" w:lastColumn="0" w:lastRow="0" w:noHBand="0" w:noVBand="1" w:val="04A0"/>
+      </w:tblPr>
+      <w:tblGrid>
+        <w:gridCol w:w="1100"/>
+        <w:gridCol w:w="1600"/>
+        <w:gridCol w:w="1300"/>
+        <w:gridCol w:w="1300"/>
+        <w:gridCol w:w="1300"/>
+        <w:gridCol w:w="2760"/>
+      </w:tblGrid>
+      <w:tr>
+        <w:tc>
+          <w:tcPr>
+            <w:tcW w:type="dxa" w:w="1100"/>
+            <w:shd w:fill="607D8B"/>
+          </w:tcPr>
+          <w:p>
+            <w:pPr>
+              <w:jc w:val="center"/>
+            </w:pPr>
+            <w:r>
+              <w:rPr>
+                <w:rFonts w:ascii="Calibri" w:hAnsi="Calibri"/>
+                <w:b/>
+                <w:color w:val="FFFFFF"/>
+                <w:sz w:val="22"/>
+              </w:rPr>
+              <w:t xml:space="preserve">Date</w:t>
+            </w:r>
+          </w:p>
+        </w:tc>
+        <w:tc>
+          <w:tcPr>
+            <w:tcW w:type="dxa" w:w="1600"/>
+            <w:shd w:fill="607D8B"/>
+          </w:tcPr>
+          <w:p>
+            <w:pPr>
+              <w:jc w:val="center"/>
+            </w:pPr>
+            <w:r>
+              <w:rPr>
+                <w:rFonts w:ascii="Calibri" w:hAnsi="Calibri"/>
+                <w:b/>
+                <w:color w:val="FFFFFF"/>
+                <w:sz w:val="22"/>
+              </w:rPr>
+              <w:t xml:space="preserve">Appearance Type</w:t>
+            </w:r>
+          </w:p>
+        </w:tc>
+        <w:tc>
+          <w:tcPr>
+            <w:tcW w:type="dxa" w:w="1300"/>
+            <w:shd w:fill="607D8B"/>
+          </w:tcPr>
+          <w:p>
+            <w:pPr>
+              <w:jc w:val="center"/>
+            </w:pPr>
+            <w:r>
+              <w:rPr>
+                <w:rFonts w:ascii="Calibri" w:hAnsi="Calibri"/>
+                <w:b/>
+                <w:color w:val="FFFFFF"/>
+                <w:sz w:val="22"/>
+              </w:rPr>
+              <w:t xml:space="preserve">ADA</w:t>
+            </w:r>
+          </w:p>
+        </w:tc>
+        <w:tc>
+          <w:tcPr>
+            <w:tcW w:type="dxa" w:w="1300"/>
+            <w:shd w:fill="607D8B"/>
+          </w:tcPr>
+          <w:p>
+            <w:pPr>
+              <w:jc w:val="center"/>
+            </w:pPr>
+            <w:r>
+              <w:rPr>
+                <w:rFonts w:ascii="Calibri" w:hAnsi="Calibri"/>
+                <w:b/>
+                <w:color w:val="FFFFFF"/>
+                <w:sz w:val="22"/>
+              </w:rPr>
+              <w:t xml:space="preserve">Judge</w:t>
+            </w:r>
+          </w:p>
+        </w:tc>
+        <w:tc>
+          <w:tcPr>
+            <w:tcW w:type="dxa" w:w="1300"/>
+            <w:shd w:fill="607D8B"/>
+          </w:tcPr>
+          <w:p>
+            <w:pPr>
+              <w:jc w:val="center"/>
+            </w:pPr>
+            <w:r>
+              <w:rPr>
+                <w:rFonts w:ascii="Calibri" w:hAnsi="Calibri"/>
+                <w:b/>
+                <w:color w:val="FFFFFF"/>
+                <w:sz w:val="22"/>
+              </w:rPr>
+              <w:t xml:space="preserve">Bail Status</w:t>
+            </w:r>
+          </w:p>
+        </w:tc>
+        <w:tc>
+          <w:tcPr>
+            <w:tcW w:type="dxa" w:w="2760"/>
+            <w:shd w:fill="607D8B"/>
+          </w:tcPr>
+          <w:p>
+            <w:pPr>
+              <w:jc w:val="center"/>
+            </w:pPr>
+            <w:r>
+              <w:rPr>
+                <w:rFonts w:ascii="Calibri" w:hAnsi="Calibri"/>
+                <w:b/>
+                <w:color w:val="FFFFFF"/>
+                <w:sz w:val="22"/>
+              </w:rPr>
+              <w:t xml:space="preserve">Notes / Rulings</w:t>
+            </w:r>
+          </w:p>
+        </w:tc>
+      </w:tr>
+      <w:tr>
+        <w:tc>
+          <w:tcPr>
+            <w:tcW w:type="dxa" w:w="1100"/>
+            <w:shd w:fill="FFFFFF"/>
+          </w:tcPr>
+          <w:p/>
+        </w:tc>
+        <w:tc>
+          <w:tcPr>
+            <w:tcW w:type="dxa" w:w="1600"/>
+            <w:shd w:fill="FFFFFF"/>
+          </w:tcPr>
+          <w:p/>
+        </w:tc>
+        <w:tc>
+          <w:tcPr>
+            <w:tcW w:type="dxa" w:w="1300"/>
+            <w:shd w:fill="FFFFFF"/>
+          </w:tcPr>
+          <w:p/>
+        </w:tc>
+        <w:tc>
+          <w:tcPr>
+            <w:tcW w:type="dxa" w:w="1300"/>
+            <w:shd w:fill="FFFFFF"/>
+          </w:tcPr>
+          <w:p/>
+        </w:tc>
+        <w:tc>
+          <w:tcPr>
+            <w:tcW w:type="dxa" w:w="1300"/>
+            <w:shd w:fill="FFFFFF"/>
+          </w:tcPr>
+          <w:p/>
+        </w:tc>
+        <w:tc>
+          <w:tcPr>
+            <w:tcW w:type="dxa" w:w="2760"/>
+            <w:shd w:fill="FFFFFF"/>
+          </w:tcPr>
+          <w:p/>
+        </w:tc>
+      </w:tr>
+      <w:tr>
+        <w:tc>
+          <w:tcPr>
+            <w:tcW w:type="dxa" w:w="1100"/>
+            <w:shd w:fill="FFFFFF"/>
+          </w:tcPr>
+          <w:p/>
+        </w:tc>
+        <w:tc>
+          <w:tcPr>
+            <w:tcW w:type="dxa" w:w="1600"/>
+            <w:shd w:fill="FFFFFF"/>
+          </w:tcPr>
+          <w:p/>
+        </w:tc>
+        <w:tc>
+          <w:tcPr>
+            <w:tcW w:type="dxa" w:w="1300"/>
+            <w:shd w:fill="FFFFFF"/>
+          </w:tcPr>
+          <w:p/>
+        </w:tc>
+        <w:tc>
+          <w:tcPr>
+            <w:tcW w:type="dxa" w:w="1300"/>
+            <w:shd w:fill="FFFFFF"/>
+          </w:tcPr>
+          <w:p/>
+        </w:tc>
+        <w:tc>
+          <w:tcPr>
+            <w:tcW w:type="dxa" w:w="1300"/>
+            <w:shd w:fill="FFFFFF"/>
+          </w:tcPr>
+          <w:p/>
+        </w:tc>
+        <w:tc>
+          <w:tcPr>
+            <w:tcW w:type="dxa" w:w="2760"/>
+            <w:shd w:fill="FFFFFF"/>
+          </w:tcPr>
+          <w:p/>
+        </w:tc>
+      </w:tr>
+      <w:tr>
+        <w:tc>
+          <w:tcPr>
+            <w:tcW w:type="dxa" w:w="1100"/>
+            <w:shd w:fill="FFFFFF"/>
+          </w:tcPr>
+          <w:p/>
+        </w:tc>
+        <w:tc>
+          <w:tcPr>
+            <w:tcW w:type="dxa" w:w="1600"/>
+            <w:shd w:fill="FFFFFF"/>
+          </w:tcPr>
+          <w:p/>
+        </w:tc>
+        <w:tc>
+          <w:tcPr>
+            <w:tcW w:type="dxa" w:w="1300"/>
+            <w:shd w:fill="FFFFFF"/>
+          </w:tcPr>
+          <w:p/>
+        </w:tc>
+        <w:tc>
+          <w:tcPr>
+            <w:tcW w:type="dxa" w:w="1300"/>
+            <w:shd w:fill="FFFFFF"/>
+          </w:tcPr>
+          <w:p/>
+        </w:tc>
+        <w:tc>
+          <w:tcPr>
+            <w:tcW w:type="dxa" w:w="1300"/>
+            <w:shd w:fill="FFFFFF"/>
+          </w:tcPr>
+          <w:p/>
+        </w:tc>
+        <w:tc>
+          <w:tcPr>
+            <w:tcW w:type="dxa" w:w="2760"/>
+            <w:shd w:fill="FFFFFF"/>
+          </w:tcPr>
+          <w:p/>
+        </w:tc>
+      </w:tr>
+      <w:tr>
+        <w:tc>
+          <w:tcPr>
+            <w:tcW w:type="dxa" w:w="1100"/>
+            <w:shd w:fill="FFFFFF"/>
+          </w:tcPr>
+          <w:p/>
+        </w:tc>
+        <w:tc>
+          <w:tcPr>
+            <w:tcW w:type="dxa" w:w="1600"/>
+            <w:shd w:fill="FFFFFF"/>
+          </w:tcPr>
+          <w:p/>
+        </w:tc>
+        <w:tc>
+          <w:tcPr>
+            <w:tcW w:type="dxa" w:w="1300"/>
+            <w:shd w:fill="FFFFFF"/>
+          </w:tcPr>
+          <w:p/>
+        </w:tc>
+        <w:tc>
+          <w:tcPr>
+            <w:tcW w:type="dxa" w:w="1300"/>
+            <w:shd w:fill="FFFFFF"/>
+          </w:tcPr>
+          <w:p/>
+        </w:tc>
+        <w:tc>
+          <w:tcPr>
+            <w:tcW w:type="dxa" w:w="1300"/>
+            <w:shd w:fill="FFFFFF"/>
+          </w:tcPr>
+          <w:p/>
+        </w:tc>
+        <w:tc>
+          <w:tcPr>
+            <w:tcW w:type="dxa" w:w="2760"/>
+            <w:shd w:fill="FFFFFF"/>
+          </w:tcPr>
+          <w:p/>
+        </w:tc>
+      </w:tr>
+      <w:tr>
+        <w:tc>
+          <w:tcPr>
+            <w:tcW w:type="dxa" w:w="1100"/>
+            <w:shd w:fill="FFFFFF"/>
+          </w:tcPr>
+          <w:p/>
+        </w:tc>
+        <w:tc>
+          <w:tcPr>
+            <w:tcW w:type="dxa" w:w="1600"/>
+            <w:shd w:fill="FFFFFF"/>
+          </w:tcPr>
+          <w:p/>
+        </w:tc>
+        <w:tc>
+          <w:tcPr>
+            <w:tcW w:type="dxa" w:w="1300"/>
+            <w:shd w:fill="FFFFFF"/>
+          </w:tcPr>
+          <w:p/>
+        </w:tc>
+        <w:tc>
+          <w:tcPr>
+            <w:tcW w:type="dxa" w:w="1300"/>
+            <w:shd w:fill="FFFFFF"/>
+          </w:tcPr>
+          <w:p/>
+        </w:tc>
+        <w:tc>
+          <w:tcPr>
+            <w:tcW w:type="dxa" w:w="1300"/>
+            <w:shd w:fill="FFFFFF"/>
+          </w:tcPr>
+          <w:p/>
+        </w:tc>
+        <w:tc>
+          <w:tcPr>
+            <w:tcW w:type="dxa" w:w="2760"/>
+            <w:shd w:fill="FFFFFF"/>
+          </w:tcPr>
+          <w:p/>
+        </w:tc>
+      </w:tr>
+      <w:tr>
+        <w:tc>
+          <w:tcPr>
+            <w:tcW w:type="dxa" w:w="1100"/>
+            <w:shd w:fill="FFFFFF"/>
+          </w:tcPr>
+          <w:p/>
+        </w:tc>
+        <w:tc>
+          <w:tcPr>
+            <w:tcW w:type="dxa" w:w="1600"/>
+            <w:shd w:fill="FFFFFF"/>
+          </w:tcPr>
+          <w:p/>
+        </w:tc>
+        <w:tc>
+          <w:tcPr>
+            <w:tcW w:type="dxa" w:w="1300"/>
+            <w:shd w:fill="FFFFFF"/>
+          </w:tcPr>
+          <w:p/>
+        </w:tc>
+        <w:tc>
+          <w:tcPr>
+            <w:tcW w:type="dxa" w:w="1300"/>
+            <w:shd w:fill="FFFFFF"/>
+          </w:tcPr>
+          <w:p/>
+        </w:tc>
+        <w:tc>
+          <w:tcPr>
+            <w:tcW w:type="dxa" w:w="1300"/>
+            <w:shd w:fill="FFFFFF"/>
+          </w:tcPr>
+          <w:p/>
+        </w:tc>
+        <w:tc>
+          <w:tcPr>
+            <w:tcW w:type="dxa" w:w="2760"/>
+            <w:shd w:fill="FFFFFF"/>
+          </w:tcPr>
+          <w:p/>
+        </w:tc>
+      </w:tr>
+      <w:tr>
+        <w:tc>
+          <w:tcPr>
+            <w:tcW w:type="dxa" w:w="1100"/>
+            <w:shd w:fill="FFFFFF"/>
+          </w:tcPr>
+          <w:p/>
+        </w:tc>
+        <w:tc>
+          <w:tcPr>
+            <w:tcW w:type="dxa" w:w="1600"/>
+            <w:shd w:fill="FFFFFF"/>
+          </w:tcPr>
+          <w:p/>
+        </w:tc>
+        <w:tc>
+          <w:tcPr>
+            <w:tcW w:type="dxa" w:w="1300"/>
+            <w:shd w:fill="FFFFFF"/>
+          </w:tcPr>
+          <w:p/>
+        </w:tc>
+        <w:tc>
+          <w:tcPr>
+            <w:tcW w:type="dxa" w:w="1300"/>
+            <w:shd w:fill="FFFFFF"/>
+          </w:tcPr>
+          <w:p/>
+        </w:tc>
+        <w:tc>
+          <w:tcPr>
+            <w:tcW w:type="dxa" w:w="1300"/>
+            <w:shd w:fill="FFFFFF"/>
+          </w:tcPr>
+          <w:p/>
+        </w:tc>
+        <w:tc>
+          <w:tcPr>
+            <w:tcW w:type="dxa" w:w="2760"/>
+            <w:shd w:fill="FFFFFF"/>
+          </w:tcPr>
+          <w:p/>
+        </w:tc>
+      </w:tr>
+      <w:tr>
+        <w:tc>
+          <w:tcPr>
+            <w:tcW w:type="dxa" w:w="1100"/>
+            <w:shd w:fill="FFFFFF"/>
+          </w:tcPr>
+          <w:p/>
+        </w:tc>
+        <w:tc>
+          <w:tcPr>
+            <w:tcW w:type="dxa" w:w="1600"/>
+            <w:shd w:fill="FFFFFF"/>
+          </w:tcPr>
+          <w:p/>
+        </w:tc>
+        <w:tc>
+          <w:tcPr>
+            <w:tcW w:type="dxa" w:w="1300"/>
+            <w:shd w:fill="FFFFFF"/>
+          </w:tcPr>
+          <w:p/>
+        </w:tc>
+        <w:tc>
+          <w:tcPr>
+            <w:tcW w:type="dxa" w:w="1300"/>
+            <w:shd w:fill="FFFFFF"/>
+          </w:tcPr>
+          <w:p/>
+        </w:tc>
+        <w:tc>
+          <w:tcPr>
+            <w:tcW w:type="dxa" w:w="1300"/>
+            <w:shd w:fill="FFFFFF"/>
+          </w:tcPr>
+          <w:p/>
+        </w:tc>
+        <w:tc>
+          <w:tcPr>
+            <w:tcW w:type="dxa" w:w="2760"/>
+            <w:shd w:fill="FFFFFF"/>
+          </w:tcPr>
+          <w:p/>
+        </w:tc>
+      </w:tr>
+    </w:tbl>
+    <w:tbl>
+      <w:tblPr>
+        <w:tblW w:type="auto" w:w="0"/>
+        <w:tblLayout w:type="fixed"/>
+        <w:tblLook w:firstColumn="1" w:firstRow="1" w:lastColumn="0" w:lastRow="0" w:noHBand="0" w:noVBand="1" w:val="04A0"/>
+      </w:tblPr>
+      <w:tblGrid>
+        <w:gridCol w:w="9360"/>
+      </w:tblGrid>
+      <w:tr>
+        <w:tc>
+          <w:tcPr>
+            <w:tcW w:type="dxa" w:w="9360"/>
+            <w:shd w:fill="F57C00"/>
+          </w:tcPr>
+          <w:p>
+            <w:pPr>
+              <w:jc w:val="center"/>
+            </w:pPr>
+            <w:r>
+              <w:rPr>
+                <w:b/>
+                <w:color w:val="FFFFFF"/>
+                <w:sz w:val="26"/>
+              </w:rPr>
+              <w:t>Section 6 — Case-Specific Defenses (Repeat for each defense)</w:t>
             </w:r>
           </w:p>
         </w:tc>
@@ -2628,7 +4359,7 @@
                 <w:b/>
                 <w:sz w:val="22"/>
               </w:rPr>
-              <w:t>Arraignment Date</w:t>
+              <w:t>Defense Theory</w:t>
             </w:r>
           </w:p>
         </w:tc>
@@ -2656,7 +4387,7 @@
                 <w:b/>
                 <w:sz w:val="22"/>
               </w:rPr>
-              <w:t>Charges Read</w:t>
+              <w:t>Supporting Evidence/Document (with Bate stamp reference)</w:t>
             </w:r>
           </w:p>
         </w:tc>
@@ -2684,7 +4415,7 @@
                 <w:b/>
                 <w:sz w:val="22"/>
               </w:rPr>
-              <w:t>Prosecutor</w:t>
+              <w:t>Constitutional Issues Flagged</w:t>
             </w:r>
           </w:p>
         </w:tc>
@@ -2712,7 +4443,7 @@
                 <w:b/>
                 <w:sz w:val="22"/>
               </w:rPr>
-              <w:t>Judge</w:t>
+              <w:t>Factual Weaknesses in State's Case</w:t>
             </w:r>
           </w:p>
         </w:tc>
@@ -2740,7 +4471,7 @@
                 <w:b/>
                 <w:sz w:val="22"/>
               </w:rPr>
-              <w:t>Plea Entered</w:t>
+              <w:t>Affirmative Defenses Supported by Facts</w:t>
             </w:r>
           </w:p>
         </w:tc>
@@ -2768,63 +4499,7 @@
                 <w:b/>
                 <w:sz w:val="22"/>
               </w:rPr>
-              <w:t>Bail Status (ROR/REMAND/BAIL SET)</w:t>
-            </w:r>
-          </w:p>
-        </w:tc>
-        <w:tc>
-          <w:tcPr>
-            <w:tcW w:type="dxa" w:w="5803"/>
-            <w:shd w:fill="FFFFFF"/>
-          </w:tcPr>
-          <w:p/>
-        </w:tc>
-      </w:tr>
-      <w:tr>
-        <w:tc>
-          <w:tcPr>
-            <w:tcW w:type="dxa" w:w="3557"/>
-            <w:shd w:fill="F5F5F5"/>
-          </w:tcPr>
-          <w:p>
-            <w:pPr>
-              <w:jc w:val="right"/>
-            </w:pPr>
-            <w:r>
-              <w:rPr>
-                <w:rFonts w:ascii="Calibri" w:hAnsi="Calibri"/>
-                <w:b/>
-                <w:sz w:val="22"/>
-              </w:rPr>
-              <w:t>Bond Amount(s)</w:t>
-            </w:r>
-          </w:p>
-        </w:tc>
-        <w:tc>
-          <w:tcPr>
-            <w:tcW w:type="dxa" w:w="5803"/>
-            <w:shd w:fill="FFFFFF"/>
-          </w:tcPr>
-          <w:p/>
-        </w:tc>
-      </w:tr>
-      <w:tr>
-        <w:tc>
-          <w:tcPr>
-            <w:tcW w:type="dxa" w:w="3557"/>
-            <w:shd w:fill="F5F5F5"/>
-          </w:tcPr>
-          <w:p>
-            <w:pPr>
-              <w:jc w:val="right"/>
-            </w:pPr>
-            <w:r>
-              <w:rPr>
-                <w:rFonts w:ascii="Calibri" w:hAnsi="Calibri"/>
-                <w:b/>
-                <w:sz w:val="22"/>
-              </w:rPr>
-              <w:t>Conditions of Release</w:t>
+              <w:t>Recommendation for Attorney Investigation</w:t>
             </w:r>
           </w:p>
         </w:tc>
@@ -2851,7 +4526,7 @@
         <w:tc>
           <w:tcPr>
             <w:tcW w:type="dxa" w:w="9360"/>
-            <w:shd w:fill="C62828"/>
+            <w:shd w:fill="388E3C"/>
           </w:tcPr>
           <w:p>
             <w:pPr>
@@ -2863,7 +4538,7 @@
                 <w:color w:val="FFFFFF"/>
                 <w:sz w:val="26"/>
               </w:rPr>
-              <w:t>Section 4 — Case-Specific Defenses (Repeat for each defense)</w:t>
+              <w:t>Section 7 — Client Background</w:t>
             </w:r>
           </w:p>
         </w:tc>
@@ -2895,7 +4570,7 @@
                 <w:b/>
                 <w:sz w:val="22"/>
               </w:rPr>
-              <w:t>Defense Theory</w:t>
+              <w:t>Prior Criminal History</w:t>
             </w:r>
           </w:p>
         </w:tc>
@@ -2923,7 +4598,7 @@
                 <w:b/>
                 <w:sz w:val="22"/>
               </w:rPr>
-              <w:t>Supporting Evidence/Document (with Bate stamp reference)</w:t>
+              <w:t>Family/Home Life</w:t>
             </w:r>
           </w:p>
         </w:tc>
@@ -2951,7 +4626,7 @@
                 <w:b/>
                 <w:sz w:val="22"/>
               </w:rPr>
-              <w:t>Constitutional Issues Flagged</w:t>
+              <w:t>Educational History</w:t>
             </w:r>
           </w:p>
         </w:tc>
@@ -2979,7 +4654,7 @@
                 <w:b/>
                 <w:sz w:val="22"/>
               </w:rPr>
-              <w:t>Factual Weaknesses in State's Case</w:t>
+              <w:t>Employment History</w:t>
             </w:r>
           </w:p>
         </w:tc>
@@ -3007,7 +4682,7 @@
                 <w:b/>
                 <w:sz w:val="22"/>
               </w:rPr>
-              <w:t>Affirmative Defenses Supported by Facts</w:t>
+              <w:t>Medical/Mental Health</w:t>
             </w:r>
           </w:p>
         </w:tc>
@@ -3035,7 +4710,63 @@
                 <w:b/>
                 <w:sz w:val="22"/>
               </w:rPr>
-              <w:t>Recommendation for Attorney Investigation</w:t>
+              <w:t xml:space="preserve">Substance Abuse History</w:t>
+            </w:r>
+          </w:p>
+        </w:tc>
+        <w:tc>
+          <w:tcPr>
+            <w:tcW w:type="dxa" w:w="5803"/>
+            <w:shd w:fill="FFFFFF"/>
+          </w:tcPr>
+          <w:p/>
+        </w:tc>
+      </w:tr>
+      <w:tr>
+        <w:tc>
+          <w:tcPr>
+            <w:tcW w:type="dxa" w:w="3557"/>
+            <w:shd w:fill="F5F5F5"/>
+          </w:tcPr>
+          <w:p>
+            <w:pPr>
+              <w:jc w:val="right"/>
+            </w:pPr>
+            <w:r>
+              <w:rPr>
+                <w:rFonts w:ascii="Calibri" w:hAnsi="Calibri"/>
+                <w:b/>
+                <w:sz w:val="22"/>
+              </w:rPr>
+              <w:t>Military Service</w:t>
+            </w:r>
+          </w:p>
+        </w:tc>
+        <w:tc>
+          <w:tcPr>
+            <w:tcW w:type="dxa" w:w="5803"/>
+            <w:shd w:fill="FFFFFF"/>
+          </w:tcPr>
+          <w:p/>
+        </w:tc>
+      </w:tr>
+      <w:tr>
+        <w:tc>
+          <w:tcPr>
+            <w:tcW w:type="dxa" w:w="3557"/>
+            <w:shd w:fill="F5F5F5"/>
+          </w:tcPr>
+          <w:p>
+            <w:pPr>
+              <w:jc w:val="right"/>
+            </w:pPr>
+            <w:r>
+              <w:rPr>
+                <w:rFonts w:ascii="Calibri" w:hAnsi="Calibri"/>
+                <w:b/>
+                <w:sz w:val="22"/>
+              </w:rPr>
+              <w:t xml:space="preserve">Other Relevant Info</w:t>
             </w:r>
           </w:p>
         </w:tc>
@@ -3062,7 +4793,7 @@
         <w:tc>
           <w:tcPr>
             <w:tcW w:type="dxa" w:w="9360"/>
-            <w:shd w:fill="E64A19"/>
+            <w:shd w:fill="7B1FA2"/>
           </w:tcPr>
           <w:p>
             <w:pPr>
@@ -3074,12 +4805,26 @@
                 <w:color w:val="FFFFFF"/>
                 <w:sz w:val="26"/>
               </w:rPr>
-              <w:t>Section 5 — Client Background</w:t>
+              <w:t>Section 8 — Plea Discussions Log</w:t>
             </w:r>
           </w:p>
         </w:tc>
       </w:tr>
     </w:tbl>
+    <w:p>
+      <w:pPr>
+        <w:spacing w:after="120" w:before="120"/>
+      </w:pPr>
+      <w:r>
+        <w:rPr>
+          <w:rFonts w:ascii="Calibri" w:hAnsi="Calibri"/>
+          <w:i/>
+          <w:color w:val="C62828"/>
+          <w:sz w:val="20"/>
+        </w:rPr>
+        <w:t xml:space="preserve">Every plea offer extended by the State, every counter-offer by the defense, and every conveyance to the client (Rule 1.4 compliance). For formal trial-exposure analysis on any offer, route to dw-plea-negotiation-analyzer. Source: emails with ADA, court minute entries, attorney notes, and dw-case-brain session entries.</w:t>
+      </w:r>
+    </w:p>
     <w:tbl>
       <w:tblPr>
         <w:tblW w:type="auto" w:w="0"/>
@@ -3087,179 +4832,400 @@
         <w:tblLook w:firstColumn="1" w:firstRow="1" w:lastColumn="0" w:lastRow="0" w:noHBand="0" w:noVBand="1" w:val="04A0"/>
       </w:tblPr>
       <w:tblGrid>
-        <w:gridCol w:w="4680"/>
-        <w:gridCol w:w="4680"/>
+        <w:gridCol w:w="1100"/>
+        <w:gridCol w:w="2200"/>
+        <w:gridCol w:w="1600"/>
+        <w:gridCol w:w="1800"/>
+        <w:gridCol w:w="1400"/>
+        <w:gridCol w:w="1260"/>
       </w:tblGrid>
       <w:tr>
         <w:tc>
           <w:tcPr>
-            <w:tcW w:type="dxa" w:w="3557"/>
-            <w:shd w:fill="F5F5F5"/>
+            <w:tcW w:type="dxa" w:w="1100"/>
+            <w:shd w:fill="607D8B"/>
           </w:tcPr>
           <w:p>
             <w:pPr>
-              <w:jc w:val="right"/>
+              <w:jc w:val="center"/>
             </w:pPr>
             <w:r>
               <w:rPr>
                 <w:rFonts w:ascii="Calibri" w:hAnsi="Calibri"/>
                 <w:b/>
+                <w:color w:val="FFFFFF"/>
                 <w:sz w:val="22"/>
               </w:rPr>
-              <w:t>Prior Criminal History</w:t>
+              <w:t xml:space="preserve">Date</w:t>
             </w:r>
           </w:p>
         </w:tc>
         <w:tc>
           <w:tcPr>
-            <w:tcW w:type="dxa" w:w="5803"/>
-            <w:shd w:fill="FFFFFF"/>
-          </w:tcPr>
-          <w:p/>
-        </w:tc>
-      </w:tr>
-      <w:tr>
-        <w:tc>
-          <w:tcPr>
-            <w:tcW w:type="dxa" w:w="3557"/>
-            <w:shd w:fill="F5F5F5"/>
+            <w:tcW w:type="dxa" w:w="2200"/>
+            <w:shd w:fill="607D8B"/>
           </w:tcPr>
           <w:p>
             <w:pPr>
-              <w:jc w:val="right"/>
+              <w:jc w:val="center"/>
             </w:pPr>
             <w:r>
               <w:rPr>
                 <w:rFonts w:ascii="Calibri" w:hAnsi="Calibri"/>
                 <w:b/>
+                <w:color w:val="FFFFFF"/>
                 <w:sz w:val="22"/>
               </w:rPr>
-              <w:t>Family/Home Life</w:t>
+              <w:t xml:space="preserve">Plea Offer / Counter</w:t>
             </w:r>
           </w:p>
         </w:tc>
         <w:tc>
           <w:tcPr>
-            <w:tcW w:type="dxa" w:w="5803"/>
-            <w:shd w:fill="FFFFFF"/>
-          </w:tcPr>
-          <w:p/>
-        </w:tc>
-      </w:tr>
-      <w:tr>
-        <w:tc>
-          <w:tcPr>
-            <w:tcW w:type="dxa" w:w="3557"/>
-            <w:shd w:fill="F5F5F5"/>
+            <w:tcW w:type="dxa" w:w="1600"/>
+            <w:shd w:fill="607D8B"/>
           </w:tcPr>
           <w:p>
             <w:pPr>
-              <w:jc w:val="right"/>
+              <w:jc w:val="center"/>
             </w:pPr>
             <w:r>
               <w:rPr>
                 <w:rFonts w:ascii="Calibri" w:hAnsi="Calibri"/>
                 <w:b/>
+                <w:color w:val="FFFFFF"/>
                 <w:sz w:val="22"/>
               </w:rPr>
-              <w:t>Educational History</w:t>
+              <w:t xml:space="preserve">Source (ADA / Court / Email)</w:t>
             </w:r>
           </w:p>
         </w:tc>
         <w:tc>
           <w:tcPr>
-            <w:tcW w:type="dxa" w:w="5803"/>
-            <w:shd w:fill="FFFFFF"/>
-          </w:tcPr>
-          <w:p/>
-        </w:tc>
-      </w:tr>
-      <w:tr>
-        <w:tc>
-          <w:tcPr>
-            <w:tcW w:type="dxa" w:w="3557"/>
-            <w:shd w:fill="F5F5F5"/>
+            <w:tcW w:type="dxa" w:w="1800"/>
+            <w:shd w:fill="607D8B"/>
           </w:tcPr>
           <w:p>
             <w:pPr>
-              <w:jc w:val="right"/>
+              <w:jc w:val="center"/>
             </w:pPr>
             <w:r>
               <w:rPr>
                 <w:rFonts w:ascii="Calibri" w:hAnsi="Calibri"/>
                 <w:b/>
+                <w:color w:val="FFFFFF"/>
                 <w:sz w:val="22"/>
               </w:rPr>
-              <w:t>Employment History</w:t>
+              <w:t xml:space="preserve">Conveyed to Client (Y/N + Date)</w:t>
             </w:r>
           </w:p>
         </w:tc>
         <w:tc>
           <w:tcPr>
-            <w:tcW w:type="dxa" w:w="5803"/>
-            <w:shd w:fill="FFFFFF"/>
-          </w:tcPr>
-          <w:p/>
-        </w:tc>
-      </w:tr>
-      <w:tr>
-        <w:tc>
-          <w:tcPr>
-            <w:tcW w:type="dxa" w:w="3557"/>
-            <w:shd w:fill="F5F5F5"/>
+            <w:tcW w:type="dxa" w:w="1400"/>
+            <w:shd w:fill="607D8B"/>
           </w:tcPr>
           <w:p>
             <w:pPr>
-              <w:jc w:val="right"/>
+              <w:jc w:val="center"/>
             </w:pPr>
             <w:r>
               <w:rPr>
                 <w:rFonts w:ascii="Calibri" w:hAnsi="Calibri"/>
                 <w:b/>
+                <w:color w:val="FFFFFF"/>
                 <w:sz w:val="22"/>
               </w:rPr>
-              <w:t>Medical/Mental Health</w:t>
+              <w:t xml:space="preserve">Client Response</w:t>
             </w:r>
           </w:p>
         </w:tc>
         <w:tc>
           <w:tcPr>
-            <w:tcW w:type="dxa" w:w="5803"/>
-            <w:shd w:fill="FFFFFF"/>
-          </w:tcPr>
-          <w:p/>
-        </w:tc>
-      </w:tr>
-      <w:tr>
-        <w:tc>
-          <w:tcPr>
-            <w:tcW w:type="dxa" w:w="3557"/>
-            <w:shd w:fill="F5F5F5"/>
+            <w:tcW w:type="dxa" w:w="1260"/>
+            <w:shd w:fill="607D8B"/>
           </w:tcPr>
           <w:p>
             <w:pPr>
-              <w:jc w:val="right"/>
+              <w:jc w:val="center"/>
             </w:pPr>
             <w:r>
               <w:rPr>
                 <w:rFonts w:ascii="Calibri" w:hAnsi="Calibri"/>
                 <w:b/>
+                <w:color w:val="FFFFFF"/>
                 <w:sz w:val="22"/>
               </w:rPr>
-              <w:t>Military Service</w:t>
+              <w:t xml:space="preserve">Notes</w:t>
             </w:r>
           </w:p>
         </w:tc>
-        <w:tc>
-          <w:tcPr>
-            <w:tcW w:type="dxa" w:w="5803"/>
+      </w:tr>
+      <w:tr>
+        <w:tc>
+          <w:tcPr>
+            <w:tcW w:type="dxa" w:w="1100"/>
+            <w:shd w:fill="FFFFFF"/>
+          </w:tcPr>
+          <w:p/>
+        </w:tc>
+        <w:tc>
+          <w:tcPr>
+            <w:tcW w:type="dxa" w:w="2200"/>
+            <w:shd w:fill="FFFFFF"/>
+          </w:tcPr>
+          <w:p/>
+        </w:tc>
+        <w:tc>
+          <w:tcPr>
+            <w:tcW w:type="dxa" w:w="1600"/>
+            <w:shd w:fill="FFFFFF"/>
+          </w:tcPr>
+          <w:p/>
+        </w:tc>
+        <w:tc>
+          <w:tcPr>
+            <w:tcW w:type="dxa" w:w="1800"/>
+            <w:shd w:fill="FFFFFF"/>
+          </w:tcPr>
+          <w:p/>
+        </w:tc>
+        <w:tc>
+          <w:tcPr>
+            <w:tcW w:type="dxa" w:w="1400"/>
+            <w:shd w:fill="FFFFFF"/>
+          </w:tcPr>
+          <w:p/>
+        </w:tc>
+        <w:tc>
+          <w:tcPr>
+            <w:tcW w:type="dxa" w:w="1260"/>
+            <w:shd w:fill="FFFFFF"/>
+          </w:tcPr>
+          <w:p/>
+        </w:tc>
+      </w:tr>
+      <w:tr>
+        <w:tc>
+          <w:tcPr>
+            <w:tcW w:type="dxa" w:w="1100"/>
+            <w:shd w:fill="FFFFFF"/>
+          </w:tcPr>
+          <w:p/>
+        </w:tc>
+        <w:tc>
+          <w:tcPr>
+            <w:tcW w:type="dxa" w:w="2200"/>
+            <w:shd w:fill="FFFFFF"/>
+          </w:tcPr>
+          <w:p/>
+        </w:tc>
+        <w:tc>
+          <w:tcPr>
+            <w:tcW w:type="dxa" w:w="1600"/>
+            <w:shd w:fill="FFFFFF"/>
+          </w:tcPr>
+          <w:p/>
+        </w:tc>
+        <w:tc>
+          <w:tcPr>
+            <w:tcW w:type="dxa" w:w="1800"/>
+            <w:shd w:fill="FFFFFF"/>
+          </w:tcPr>
+          <w:p/>
+        </w:tc>
+        <w:tc>
+          <w:tcPr>
+            <w:tcW w:type="dxa" w:w="1400"/>
+            <w:shd w:fill="FFFFFF"/>
+          </w:tcPr>
+          <w:p/>
+        </w:tc>
+        <w:tc>
+          <w:tcPr>
+            <w:tcW w:type="dxa" w:w="1260"/>
+            <w:shd w:fill="FFFFFF"/>
+          </w:tcPr>
+          <w:p/>
+        </w:tc>
+      </w:tr>
+      <w:tr>
+        <w:tc>
+          <w:tcPr>
+            <w:tcW w:type="dxa" w:w="1100"/>
+            <w:shd w:fill="FFFFFF"/>
+          </w:tcPr>
+          <w:p/>
+        </w:tc>
+        <w:tc>
+          <w:tcPr>
+            <w:tcW w:type="dxa" w:w="2200"/>
+            <w:shd w:fill="FFFFFF"/>
+          </w:tcPr>
+          <w:p/>
+        </w:tc>
+        <w:tc>
+          <w:tcPr>
+            <w:tcW w:type="dxa" w:w="1600"/>
+            <w:shd w:fill="FFFFFF"/>
+          </w:tcPr>
+          <w:p/>
+        </w:tc>
+        <w:tc>
+          <w:tcPr>
+            <w:tcW w:type="dxa" w:w="1800"/>
+            <w:shd w:fill="FFFFFF"/>
+          </w:tcPr>
+          <w:p/>
+        </w:tc>
+        <w:tc>
+          <w:tcPr>
+            <w:tcW w:type="dxa" w:w="1400"/>
+            <w:shd w:fill="FFFFFF"/>
+          </w:tcPr>
+          <w:p/>
+        </w:tc>
+        <w:tc>
+          <w:tcPr>
+            <w:tcW w:type="dxa" w:w="1260"/>
+            <w:shd w:fill="FFFFFF"/>
+          </w:tcPr>
+          <w:p/>
+        </w:tc>
+      </w:tr>
+      <w:tr>
+        <w:tc>
+          <w:tcPr>
+            <w:tcW w:type="dxa" w:w="1100"/>
+            <w:shd w:fill="FFFFFF"/>
+          </w:tcPr>
+          <w:p/>
+        </w:tc>
+        <w:tc>
+          <w:tcPr>
+            <w:tcW w:type="dxa" w:w="2200"/>
+            <w:shd w:fill="FFFFFF"/>
+          </w:tcPr>
+          <w:p/>
+        </w:tc>
+        <w:tc>
+          <w:tcPr>
+            <w:tcW w:type="dxa" w:w="1600"/>
+            <w:shd w:fill="FFFFFF"/>
+          </w:tcPr>
+          <w:p/>
+        </w:tc>
+        <w:tc>
+          <w:tcPr>
+            <w:tcW w:type="dxa" w:w="1800"/>
+            <w:shd w:fill="FFFFFF"/>
+          </w:tcPr>
+          <w:p/>
+        </w:tc>
+        <w:tc>
+          <w:tcPr>
+            <w:tcW w:type="dxa" w:w="1400"/>
+            <w:shd w:fill="FFFFFF"/>
+          </w:tcPr>
+          <w:p/>
+        </w:tc>
+        <w:tc>
+          <w:tcPr>
+            <w:tcW w:type="dxa" w:w="1260"/>
+            <w:shd w:fill="FFFFFF"/>
+          </w:tcPr>
+          <w:p/>
+        </w:tc>
+      </w:tr>
+      <w:tr>
+        <w:tc>
+          <w:tcPr>
+            <w:tcW w:type="dxa" w:w="1100"/>
+            <w:shd w:fill="FFFFFF"/>
+          </w:tcPr>
+          <w:p/>
+        </w:tc>
+        <w:tc>
+          <w:tcPr>
+            <w:tcW w:type="dxa" w:w="2200"/>
+            <w:shd w:fill="FFFFFF"/>
+          </w:tcPr>
+          <w:p/>
+        </w:tc>
+        <w:tc>
+          <w:tcPr>
+            <w:tcW w:type="dxa" w:w="1600"/>
+            <w:shd w:fill="FFFFFF"/>
+          </w:tcPr>
+          <w:p/>
+        </w:tc>
+        <w:tc>
+          <w:tcPr>
+            <w:tcW w:type="dxa" w:w="1800"/>
+            <w:shd w:fill="FFFFFF"/>
+          </w:tcPr>
+          <w:p/>
+        </w:tc>
+        <w:tc>
+          <w:tcPr>
+            <w:tcW w:type="dxa" w:w="1400"/>
+            <w:shd w:fill="FFFFFF"/>
+          </w:tcPr>
+          <w:p/>
+        </w:tc>
+        <w:tc>
+          <w:tcPr>
+            <w:tcW w:type="dxa" w:w="1260"/>
+            <w:shd w:fill="FFFFFF"/>
+          </w:tcPr>
+          <w:p/>
+        </w:tc>
+      </w:tr>
+      <w:tr>
+        <w:tc>
+          <w:tcPr>
+            <w:tcW w:type="dxa" w:w="1100"/>
+            <w:shd w:fill="FFFFFF"/>
+          </w:tcPr>
+          <w:p/>
+        </w:tc>
+        <w:tc>
+          <w:tcPr>
+            <w:tcW w:type="dxa" w:w="2200"/>
+            <w:shd w:fill="FFFFFF"/>
+          </w:tcPr>
+          <w:p/>
+        </w:tc>
+        <w:tc>
+          <w:tcPr>
+            <w:tcW w:type="dxa" w:w="1600"/>
+            <w:shd w:fill="FFFFFF"/>
+          </w:tcPr>
+          <w:p/>
+        </w:tc>
+        <w:tc>
+          <w:tcPr>
+            <w:tcW w:type="dxa" w:w="1800"/>
+            <w:shd w:fill="FFFFFF"/>
+          </w:tcPr>
+          <w:p/>
+        </w:tc>
+        <w:tc>
+          <w:tcPr>
+            <w:tcW w:type="dxa" w:w="1400"/>
+            <w:shd w:fill="FFFFFF"/>
+          </w:tcPr>
+          <w:p/>
+        </w:tc>
+        <w:tc>
+          <w:tcPr>
+            <w:tcW w:type="dxa" w:w="1260"/>
             <w:shd w:fill="FFFFFF"/>
           </w:tcPr>
           <w:p/>
         </w:tc>
       </w:tr>
     </w:tbl>
-    <w:p/>
     <w:tbl>
       <w:tblPr>
         <w:tblW w:type="auto" w:w="0"/>
@@ -3273,7 +5239,7 @@
         <w:tc>
           <w:tcPr>
             <w:tcW w:type="dxa" w:w="9360"/>
-            <w:shd w:fill="F57C00"/>
+            <w:shd w:fill="00796B"/>
           </w:tcPr>
           <w:p>
             <w:pPr>
@@ -3285,7 +5251,629 @@
                 <w:color w:val="FFFFFF"/>
                 <w:sz w:val="26"/>
               </w:rPr>
-              <w:t>Section 6 — Key Dates &amp; Next Steps</w:t>
+              <w:t>Section 9 — Family / Friends Contact List</w:t>
+            </w:r>
+          </w:p>
+        </w:tc>
+      </w:tr>
+    </w:tbl>
+    <w:p>
+      <w:pPr>
+        <w:spacing w:after="120" w:before="120"/>
+      </w:pPr>
+      <w:r>
+        <w:rPr>
+          <w:rFonts w:ascii="Calibri" w:hAnsi="Calibri"/>
+          <w:i/>
+          <w:color w:val="C62828"/>
+          <w:sz w:val="20"/>
+        </w:rPr>
+        <w:t xml:space="preserve">Persons in the client's support network — for sentencing mitigation, character witnesses, bond co-signers, jail visits, and client humanization at trial. Mark role accurately: a potential character witness must be vetted, and a bond co-signer must be qualified. Source: client interview, jail intake, attorney meetings, and Plaud recordings.</w:t>
+      </w:r>
+    </w:p>
+    <w:tbl>
+      <w:tblPr>
+        <w:tblW w:type="auto" w:w="0"/>
+        <w:tblLayout w:type="fixed"/>
+        <w:tblLook w:firstColumn="1" w:firstRow="1" w:lastColumn="0" w:lastRow="0" w:noHBand="0" w:noVBand="1" w:val="04A0"/>
+      </w:tblPr>
+      <w:tblGrid>
+        <w:gridCol w:w="1500"/>
+        <w:gridCol w:w="1300"/>
+        <w:gridCol w:w="2200"/>
+        <w:gridCol w:w="2100"/>
+        <w:gridCol w:w="800"/>
+        <w:gridCol w:w="1460"/>
+      </w:tblGrid>
+      <w:tr>
+        <w:tc>
+          <w:tcPr>
+            <w:tcW w:type="dxa" w:w="1500"/>
+            <w:shd w:fill="607D8B"/>
+          </w:tcPr>
+          <w:p>
+            <w:pPr>
+              <w:jc w:val="center"/>
+            </w:pPr>
+            <w:r>
+              <w:rPr>
+                <w:rFonts w:ascii="Calibri" w:hAnsi="Calibri"/>
+                <w:b/>
+                <w:color w:val="FFFFFF"/>
+                <w:sz w:val="22"/>
+              </w:rPr>
+              <w:t xml:space="preserve">Person</w:t>
+            </w:r>
+          </w:p>
+        </w:tc>
+        <w:tc>
+          <w:tcPr>
+            <w:tcW w:type="dxa" w:w="1300"/>
+            <w:shd w:fill="607D8B"/>
+          </w:tcPr>
+          <w:p>
+            <w:pPr>
+              <w:jc w:val="center"/>
+            </w:pPr>
+            <w:r>
+              <w:rPr>
+                <w:rFonts w:ascii="Calibri" w:hAnsi="Calibri"/>
+                <w:b/>
+                <w:color w:val="FFFFFF"/>
+                <w:sz w:val="22"/>
+              </w:rPr>
+              <w:t xml:space="preserve">Relation</w:t>
+            </w:r>
+          </w:p>
+        </w:tc>
+        <w:tc>
+          <w:tcPr>
+            <w:tcW w:type="dxa" w:w="2200"/>
+            <w:shd w:fill="607D8B"/>
+          </w:tcPr>
+          <w:p>
+            <w:pPr>
+              <w:jc w:val="center"/>
+            </w:pPr>
+            <w:r>
+              <w:rPr>
+                <w:rFonts w:ascii="Calibri" w:hAnsi="Calibri"/>
+                <w:b/>
+                <w:color w:val="FFFFFF"/>
+                <w:sz w:val="22"/>
+              </w:rPr>
+              <w:t xml:space="preserve">Phone / Email / Address</w:t>
+            </w:r>
+          </w:p>
+        </w:tc>
+        <w:tc>
+          <w:tcPr>
+            <w:tcW w:type="dxa" w:w="2100"/>
+            <w:shd w:fill="607D8B"/>
+          </w:tcPr>
+          <w:p>
+            <w:pPr>
+              <w:jc w:val="center"/>
+            </w:pPr>
+            <w:r>
+              <w:rPr>
+                <w:rFonts w:ascii="Calibri" w:hAnsi="Calibri"/>
+                <w:b/>
+                <w:color w:val="FFFFFF"/>
+                <w:sz w:val="22"/>
+              </w:rPr>
+              <w:t xml:space="preserve">Role (Mitigation / Character / Bond / Support)</w:t>
+            </w:r>
+          </w:p>
+        </w:tc>
+        <w:tc>
+          <w:tcPr>
+            <w:tcW w:type="dxa" w:w="800"/>
+            <w:shd w:fill="607D8B"/>
+          </w:tcPr>
+          <w:p>
+            <w:pPr>
+              <w:jc w:val="center"/>
+            </w:pPr>
+            <w:r>
+              <w:rPr>
+                <w:rFonts w:ascii="Calibri" w:hAnsi="Calibri"/>
+                <w:b/>
+                <w:color w:val="FFFFFF"/>
+                <w:sz w:val="22"/>
+              </w:rPr>
+              <w:t xml:space="preserve">Vetted?</w:t>
+            </w:r>
+          </w:p>
+        </w:tc>
+        <w:tc>
+          <w:tcPr>
+            <w:tcW w:type="dxa" w:w="1460"/>
+            <w:shd w:fill="607D8B"/>
+          </w:tcPr>
+          <w:p>
+            <w:pPr>
+              <w:jc w:val="center"/>
+            </w:pPr>
+            <w:r>
+              <w:rPr>
+                <w:rFonts w:ascii="Calibri" w:hAnsi="Calibri"/>
+                <w:b/>
+                <w:color w:val="FFFFFF"/>
+                <w:sz w:val="22"/>
+              </w:rPr>
+              <w:t xml:space="preserve">Notes</w:t>
+            </w:r>
+          </w:p>
+        </w:tc>
+      </w:tr>
+      <w:tr>
+        <w:tc>
+          <w:tcPr>
+            <w:tcW w:type="dxa" w:w="1500"/>
+            <w:shd w:fill="FFFFFF"/>
+          </w:tcPr>
+          <w:p/>
+        </w:tc>
+        <w:tc>
+          <w:tcPr>
+            <w:tcW w:type="dxa" w:w="1300"/>
+            <w:shd w:fill="FFFFFF"/>
+          </w:tcPr>
+          <w:p/>
+        </w:tc>
+        <w:tc>
+          <w:tcPr>
+            <w:tcW w:type="dxa" w:w="2200"/>
+            <w:shd w:fill="FFFFFF"/>
+          </w:tcPr>
+          <w:p/>
+        </w:tc>
+        <w:tc>
+          <w:tcPr>
+            <w:tcW w:type="dxa" w:w="2100"/>
+            <w:shd w:fill="FFFFFF"/>
+          </w:tcPr>
+          <w:p/>
+        </w:tc>
+        <w:tc>
+          <w:tcPr>
+            <w:tcW w:type="dxa" w:w="800"/>
+            <w:shd w:fill="FFFFFF"/>
+          </w:tcPr>
+          <w:p/>
+        </w:tc>
+        <w:tc>
+          <w:tcPr>
+            <w:tcW w:type="dxa" w:w="1460"/>
+            <w:shd w:fill="FFFFFF"/>
+          </w:tcPr>
+          <w:p/>
+        </w:tc>
+      </w:tr>
+      <w:tr>
+        <w:tc>
+          <w:tcPr>
+            <w:tcW w:type="dxa" w:w="1500"/>
+            <w:shd w:fill="FFFFFF"/>
+          </w:tcPr>
+          <w:p/>
+        </w:tc>
+        <w:tc>
+          <w:tcPr>
+            <w:tcW w:type="dxa" w:w="1300"/>
+            <w:shd w:fill="FFFFFF"/>
+          </w:tcPr>
+          <w:p/>
+        </w:tc>
+        <w:tc>
+          <w:tcPr>
+            <w:tcW w:type="dxa" w:w="2200"/>
+            <w:shd w:fill="FFFFFF"/>
+          </w:tcPr>
+          <w:p/>
+        </w:tc>
+        <w:tc>
+          <w:tcPr>
+            <w:tcW w:type="dxa" w:w="2100"/>
+            <w:shd w:fill="FFFFFF"/>
+          </w:tcPr>
+          <w:p/>
+        </w:tc>
+        <w:tc>
+          <w:tcPr>
+            <w:tcW w:type="dxa" w:w="800"/>
+            <w:shd w:fill="FFFFFF"/>
+          </w:tcPr>
+          <w:p/>
+        </w:tc>
+        <w:tc>
+          <w:tcPr>
+            <w:tcW w:type="dxa" w:w="1460"/>
+            <w:shd w:fill="FFFFFF"/>
+          </w:tcPr>
+          <w:p/>
+        </w:tc>
+      </w:tr>
+      <w:tr>
+        <w:tc>
+          <w:tcPr>
+            <w:tcW w:type="dxa" w:w="1500"/>
+            <w:shd w:fill="FFFFFF"/>
+          </w:tcPr>
+          <w:p/>
+        </w:tc>
+        <w:tc>
+          <w:tcPr>
+            <w:tcW w:type="dxa" w:w="1300"/>
+            <w:shd w:fill="FFFFFF"/>
+          </w:tcPr>
+          <w:p/>
+        </w:tc>
+        <w:tc>
+          <w:tcPr>
+            <w:tcW w:type="dxa" w:w="2200"/>
+            <w:shd w:fill="FFFFFF"/>
+          </w:tcPr>
+          <w:p/>
+        </w:tc>
+        <w:tc>
+          <w:tcPr>
+            <w:tcW w:type="dxa" w:w="2100"/>
+            <w:shd w:fill="FFFFFF"/>
+          </w:tcPr>
+          <w:p/>
+        </w:tc>
+        <w:tc>
+          <w:tcPr>
+            <w:tcW w:type="dxa" w:w="800"/>
+            <w:shd w:fill="FFFFFF"/>
+          </w:tcPr>
+          <w:p/>
+        </w:tc>
+        <w:tc>
+          <w:tcPr>
+            <w:tcW w:type="dxa" w:w="1460"/>
+            <w:shd w:fill="FFFFFF"/>
+          </w:tcPr>
+          <w:p/>
+        </w:tc>
+      </w:tr>
+      <w:tr>
+        <w:tc>
+          <w:tcPr>
+            <w:tcW w:type="dxa" w:w="1500"/>
+            <w:shd w:fill="FFFFFF"/>
+          </w:tcPr>
+          <w:p/>
+        </w:tc>
+        <w:tc>
+          <w:tcPr>
+            <w:tcW w:type="dxa" w:w="1300"/>
+            <w:shd w:fill="FFFFFF"/>
+          </w:tcPr>
+          <w:p/>
+        </w:tc>
+        <w:tc>
+          <w:tcPr>
+            <w:tcW w:type="dxa" w:w="2200"/>
+            <w:shd w:fill="FFFFFF"/>
+          </w:tcPr>
+          <w:p/>
+        </w:tc>
+        <w:tc>
+          <w:tcPr>
+            <w:tcW w:type="dxa" w:w="2100"/>
+            <w:shd w:fill="FFFFFF"/>
+          </w:tcPr>
+          <w:p/>
+        </w:tc>
+        <w:tc>
+          <w:tcPr>
+            <w:tcW w:type="dxa" w:w="800"/>
+            <w:shd w:fill="FFFFFF"/>
+          </w:tcPr>
+          <w:p/>
+        </w:tc>
+        <w:tc>
+          <w:tcPr>
+            <w:tcW w:type="dxa" w:w="1460"/>
+            <w:shd w:fill="FFFFFF"/>
+          </w:tcPr>
+          <w:p/>
+        </w:tc>
+      </w:tr>
+      <w:tr>
+        <w:tc>
+          <w:tcPr>
+            <w:tcW w:type="dxa" w:w="1500"/>
+            <w:shd w:fill="FFFFFF"/>
+          </w:tcPr>
+          <w:p/>
+        </w:tc>
+        <w:tc>
+          <w:tcPr>
+            <w:tcW w:type="dxa" w:w="1300"/>
+            <w:shd w:fill="FFFFFF"/>
+          </w:tcPr>
+          <w:p/>
+        </w:tc>
+        <w:tc>
+          <w:tcPr>
+            <w:tcW w:type="dxa" w:w="2200"/>
+            <w:shd w:fill="FFFFFF"/>
+          </w:tcPr>
+          <w:p/>
+        </w:tc>
+        <w:tc>
+          <w:tcPr>
+            <w:tcW w:type="dxa" w:w="2100"/>
+            <w:shd w:fill="FFFFFF"/>
+          </w:tcPr>
+          <w:p/>
+        </w:tc>
+        <w:tc>
+          <w:tcPr>
+            <w:tcW w:type="dxa" w:w="800"/>
+            <w:shd w:fill="FFFFFF"/>
+          </w:tcPr>
+          <w:p/>
+        </w:tc>
+        <w:tc>
+          <w:tcPr>
+            <w:tcW w:type="dxa" w:w="1460"/>
+            <w:shd w:fill="FFFFFF"/>
+          </w:tcPr>
+          <w:p/>
+        </w:tc>
+      </w:tr>
+      <w:tr>
+        <w:tc>
+          <w:tcPr>
+            <w:tcW w:type="dxa" w:w="1500"/>
+            <w:shd w:fill="FFFFFF"/>
+          </w:tcPr>
+          <w:p/>
+        </w:tc>
+        <w:tc>
+          <w:tcPr>
+            <w:tcW w:type="dxa" w:w="1300"/>
+            <w:shd w:fill="FFFFFF"/>
+          </w:tcPr>
+          <w:p/>
+        </w:tc>
+        <w:tc>
+          <w:tcPr>
+            <w:tcW w:type="dxa" w:w="2200"/>
+            <w:shd w:fill="FFFFFF"/>
+          </w:tcPr>
+          <w:p/>
+        </w:tc>
+        <w:tc>
+          <w:tcPr>
+            <w:tcW w:type="dxa" w:w="2100"/>
+            <w:shd w:fill="FFFFFF"/>
+          </w:tcPr>
+          <w:p/>
+        </w:tc>
+        <w:tc>
+          <w:tcPr>
+            <w:tcW w:type="dxa" w:w="800"/>
+            <w:shd w:fill="FFFFFF"/>
+          </w:tcPr>
+          <w:p/>
+        </w:tc>
+        <w:tc>
+          <w:tcPr>
+            <w:tcW w:type="dxa" w:w="1460"/>
+            <w:shd w:fill="FFFFFF"/>
+          </w:tcPr>
+          <w:p/>
+        </w:tc>
+      </w:tr>
+      <w:tr>
+        <w:tc>
+          <w:tcPr>
+            <w:tcW w:type="dxa" w:w="1500"/>
+            <w:shd w:fill="FFFFFF"/>
+          </w:tcPr>
+          <w:p/>
+        </w:tc>
+        <w:tc>
+          <w:tcPr>
+            <w:tcW w:type="dxa" w:w="1300"/>
+            <w:shd w:fill="FFFFFF"/>
+          </w:tcPr>
+          <w:p/>
+        </w:tc>
+        <w:tc>
+          <w:tcPr>
+            <w:tcW w:type="dxa" w:w="2200"/>
+            <w:shd w:fill="FFFFFF"/>
+          </w:tcPr>
+          <w:p/>
+        </w:tc>
+        <w:tc>
+          <w:tcPr>
+            <w:tcW w:type="dxa" w:w="2100"/>
+            <w:shd w:fill="FFFFFF"/>
+          </w:tcPr>
+          <w:p/>
+        </w:tc>
+        <w:tc>
+          <w:tcPr>
+            <w:tcW w:type="dxa" w:w="800"/>
+            <w:shd w:fill="FFFFFF"/>
+          </w:tcPr>
+          <w:p/>
+        </w:tc>
+        <w:tc>
+          <w:tcPr>
+            <w:tcW w:type="dxa" w:w="1460"/>
+            <w:shd w:fill="FFFFFF"/>
+          </w:tcPr>
+          <w:p/>
+        </w:tc>
+      </w:tr>
+      <w:tr>
+        <w:tc>
+          <w:tcPr>
+            <w:tcW w:type="dxa" w:w="1500"/>
+            <w:shd w:fill="FFFFFF"/>
+          </w:tcPr>
+          <w:p/>
+        </w:tc>
+        <w:tc>
+          <w:tcPr>
+            <w:tcW w:type="dxa" w:w="1300"/>
+            <w:shd w:fill="FFFFFF"/>
+          </w:tcPr>
+          <w:p/>
+        </w:tc>
+        <w:tc>
+          <w:tcPr>
+            <w:tcW w:type="dxa" w:w="2200"/>
+            <w:shd w:fill="FFFFFF"/>
+          </w:tcPr>
+          <w:p/>
+        </w:tc>
+        <w:tc>
+          <w:tcPr>
+            <w:tcW w:type="dxa" w:w="2100"/>
+            <w:shd w:fill="FFFFFF"/>
+          </w:tcPr>
+          <w:p/>
+        </w:tc>
+        <w:tc>
+          <w:tcPr>
+            <w:tcW w:type="dxa" w:w="800"/>
+            <w:shd w:fill="FFFFFF"/>
+          </w:tcPr>
+          <w:p/>
+        </w:tc>
+        <w:tc>
+          <w:tcPr>
+            <w:tcW w:type="dxa" w:w="1460"/>
+            <w:shd w:fill="FFFFFF"/>
+          </w:tcPr>
+          <w:p/>
+        </w:tc>
+      </w:tr>
+      <w:tr>
+        <w:tc>
+          <w:tcPr>
+            <w:tcW w:type="dxa" w:w="1500"/>
+            <w:shd w:fill="FFFFFF"/>
+          </w:tcPr>
+          <w:p/>
+        </w:tc>
+        <w:tc>
+          <w:tcPr>
+            <w:tcW w:type="dxa" w:w="1300"/>
+            <w:shd w:fill="FFFFFF"/>
+          </w:tcPr>
+          <w:p/>
+        </w:tc>
+        <w:tc>
+          <w:tcPr>
+            <w:tcW w:type="dxa" w:w="2200"/>
+            <w:shd w:fill="FFFFFF"/>
+          </w:tcPr>
+          <w:p/>
+        </w:tc>
+        <w:tc>
+          <w:tcPr>
+            <w:tcW w:type="dxa" w:w="2100"/>
+            <w:shd w:fill="FFFFFF"/>
+          </w:tcPr>
+          <w:p/>
+        </w:tc>
+        <w:tc>
+          <w:tcPr>
+            <w:tcW w:type="dxa" w:w="800"/>
+            <w:shd w:fill="FFFFFF"/>
+          </w:tcPr>
+          <w:p/>
+        </w:tc>
+        <w:tc>
+          <w:tcPr>
+            <w:tcW w:type="dxa" w:w="1460"/>
+            <w:shd w:fill="FFFFFF"/>
+          </w:tcPr>
+          <w:p/>
+        </w:tc>
+      </w:tr>
+      <w:tr>
+        <w:tc>
+          <w:tcPr>
+            <w:tcW w:type="dxa" w:w="1500"/>
+            <w:shd w:fill="FFFFFF"/>
+          </w:tcPr>
+          <w:p/>
+        </w:tc>
+        <w:tc>
+          <w:tcPr>
+            <w:tcW w:type="dxa" w:w="1300"/>
+            <w:shd w:fill="FFFFFF"/>
+          </w:tcPr>
+          <w:p/>
+        </w:tc>
+        <w:tc>
+          <w:tcPr>
+            <w:tcW w:type="dxa" w:w="2200"/>
+            <w:shd w:fill="FFFFFF"/>
+          </w:tcPr>
+          <w:p/>
+        </w:tc>
+        <w:tc>
+          <w:tcPr>
+            <w:tcW w:type="dxa" w:w="2100"/>
+            <w:shd w:fill="FFFFFF"/>
+          </w:tcPr>
+          <w:p/>
+        </w:tc>
+        <w:tc>
+          <w:tcPr>
+            <w:tcW w:type="dxa" w:w="800"/>
+            <w:shd w:fill="FFFFFF"/>
+          </w:tcPr>
+          <w:p/>
+        </w:tc>
+        <w:tc>
+          <w:tcPr>
+            <w:tcW w:type="dxa" w:w="1460"/>
+            <w:shd w:fill="FFFFFF"/>
+          </w:tcPr>
+          <w:p/>
+        </w:tc>
+      </w:tr>
+    </w:tbl>
+    <w:tbl>
+      <w:tblPr>
+        <w:tblW w:type="auto" w:w="0"/>
+        <w:tblLayout w:type="fixed"/>
+        <w:tblLook w:firstColumn="1" w:firstRow="1" w:lastColumn="0" w:lastRow="0" w:noHBand="0" w:noVBand="1" w:val="04A0"/>
+      </w:tblPr>
+      <w:tblGrid>
+        <w:gridCol w:w="9360"/>
+      </w:tblGrid>
+      <w:tr>
+        <w:tc>
+          <w:tcPr>
+            <w:tcW w:type="dxa" w:w="9360"/>
+            <w:shd w:fill="5D4037"/>
+          </w:tcPr>
+          <w:p>
+            <w:pPr>
+              <w:jc w:val="center"/>
+            </w:pPr>
+            <w:r>
+              <w:rPr>
+                <w:b/>
+                <w:color w:val="FFFFFF"/>
+                <w:sz w:val="26"/>
+              </w:rPr>
+              <w:t>Section 10 — Key Dates &amp; Next Steps</w:t>
             </w:r>
           </w:p>
         </w:tc>
